--- a/practical_assignment/FR422_Assignment_Brief_Habitat_Conservation_Plan.docx
+++ b/practical_assignment/FR422_Assignment_Brief_Habitat_Conservation_Plan.docx
@@ -136,7 +136,7 @@
           <w:color w:val="222222"/>
           <w:sz w:val="22"/>
         </w:rPr>
-        <w:t>•  Individual work. You may compare a method with a classmate. The species, the weights, the maps, the project file, and the writing must be yours.</w:t>
+        <w:t>•  Individual work. You may compare a method with a classmate. The species, the weights, the maps, and the writing must be yours.</w:t>
       </w:r>
     </w:p>
     <w:p>
@@ -168,7 +168,7 @@
           <w:color w:val="222222"/>
           <w:sz w:val="22"/>
         </w:rPr>
-        <w:t>•  Submit through the LMS. Turnitin is required. Late work without good cause is zero.</w:t>
+        <w:t>•  Submit the Part B report through Google Classroom and email the five map files directly to the lecturer. Late work without good cause is zero.</w:t>
       </w:r>
     </w:p>
     <w:p>
@@ -588,7 +588,7 @@
                 <w:color w:val="222222"/>
                 <w:sz w:val="18"/>
               </w:rPr>
-              <w:t>Report PDF, four maps, provenance table, project file, Turnitin</w:t>
+              <w:t>Report PDF via Google Classroom; five maps emailed to the lecturer</w:t>
             </w:r>
           </w:p>
         </w:tc>
@@ -2018,7 +2018,7 @@
           <w:color w:val="222222"/>
           <w:sz w:val="22"/>
         </w:rPr>
-        <w:t>A real protected-area layer is optional extra, and only if you load it and name the dataset, provider, date, and CRS. It is not required. If you do not load one, write that the issued file has no protected-area layer.</w:t>
+        <w:t>The gap-analysis map uses the shared WDPA protected-area layer (PNG_protected_areas.gpkg in FR422_SHARED_DATA_2026.zip). Name the dataset, provider, date, and CRS in the provenance table.</w:t>
       </w:r>
     </w:p>
     <w:p>
@@ -2174,7 +2174,7 @@
           <w:color w:val="222222"/>
           <w:sz w:val="22"/>
         </w:rPr>
-        <w:t>•  One report PDF.</w:t>
+        <w:t>•  The Part B report PDF, with the filled provenance table inside it or as a one-page attachment, submitted through Google Classroom.</w:t>
       </w:r>
     </w:p>
     <w:p>
@@ -2190,39 +2190,7 @@
           <w:color w:val="222222"/>
           <w:sz w:val="22"/>
         </w:rPr>
-        <w:t>•  Four maps, PNG or PDF, named Surname_lab_map1_study_area, and the same pattern for maps 2 to 4.</w:t>
-      </w:r>
-    </w:p>
-    <w:p>
-      <w:pPr>
-        <w:spacing w:before="0" w:after="60" w:line="252" w:lineRule="auto"/>
-        <w:ind w:left="425" w:hanging="198"/>
-      </w:pPr>
-      <w:r>
-        <w:rPr>
-          <w:rFonts w:ascii="Calibri" w:hAnsi="Calibri" w:eastAsia="Calibri"/>
-          <w:b w:val="0"/>
-          <w:i w:val="0"/>
-          <w:color w:val="222222"/>
-          <w:sz w:val="22"/>
-        </w:rPr>
-        <w:t>•  The provenance table, filled, inside the report or as a one-page attachment.</w:t>
-      </w:r>
-    </w:p>
-    <w:p>
-      <w:pPr>
-        <w:spacing w:before="0" w:after="60" w:line="252" w:lineRule="auto"/>
-        <w:ind w:left="425" w:hanging="198"/>
-      </w:pPr>
-      <w:r>
-        <w:rPr>
-          <w:rFonts w:ascii="Calibri" w:hAnsi="Calibri" w:eastAsia="Calibri"/>
-          <w:b w:val="0"/>
-          <w:i w:val="0"/>
-          <w:color w:val="222222"/>
-          <w:sz w:val="22"/>
-        </w:rPr>
-        <w:t>•  The project file: a GeoSpaX project (.gspx), a QGIS project (.qgz), or a GeoPackage of the lab points, the hull, and the scored points. File names use your surname, lab, and the layer. Do not submit final2_new.qgz.</w:t>
+        <w:t>•  Five maps, PNG or PDF, emailed directly to the lecturer: map 1 (study area), map 2 (attribute), map 3 (spatial pattern), map 4 (habitat proxy), and the gap-analysis map. Named Surname_lab_map1_study_area and the same pattern for maps 2 to 4; the gap-analysis map is named Surname_lab_gap_analysis.</w:t>
       </w:r>
     </w:p>
     <w:p>
@@ -2239,22 +2207,6 @@
           <w:sz w:val="22"/>
         </w:rPr>
         <w:t>•  GeoSpaX version and access date in the provenance table.</w:t>
-      </w:r>
-    </w:p>
-    <w:p>
-      <w:pPr>
-        <w:spacing w:before="0" w:after="60" w:line="252" w:lineRule="auto"/>
-        <w:ind w:left="425" w:hanging="198"/>
-      </w:pPr>
-      <w:r>
-        <w:rPr>
-          <w:rFonts w:ascii="Calibri" w:hAnsi="Calibri" w:eastAsia="Calibri"/>
-          <w:b w:val="0"/>
-          <w:i w:val="0"/>
-          <w:color w:val="222222"/>
-          <w:sz w:val="22"/>
-        </w:rPr>
-        <w:t>•  Turnitin receipt or the LMS upload that includes Turnitin.</w:t>
       </w:r>
     </w:p>
     <w:p>
@@ -2737,7 +2689,7 @@
                 <w:color w:val="222222"/>
                 <w:sz w:val="18"/>
               </w:rPr>
-              <w:t>Another person could repeat the work from the description. Selection, CRS, hull, weights, and Gi* or LISA settings are stated. Project file matches the report.</w:t>
+              <w:t>Another person could repeat the work from the description. Selection, CRS, hull, weights, and Gi* or LISA settings are stated.</w:t>
             </w:r>
           </w:p>
         </w:tc>
@@ -2809,7 +2761,7 @@
                 <w:color w:val="222222"/>
                 <w:sz w:val="18"/>
               </w:rPr>
-              <w:t>Workflow unclear, or the project file is missing or does not match the report.</w:t>
+              <w:t>Workflow unclear.</w:t>
             </w:r>
           </w:p>
         </w:tc>
@@ -4506,7 +4458,7 @@
                 <w:color w:val="222222"/>
                 <w:sz w:val="18"/>
               </w:rPr>
-              <w:t>Optional extra layer, if any</w:t>
+              <w:t>WDPA layer (gap-analysis map)</w:t>
             </w:r>
           </w:p>
         </w:tc>
@@ -4531,7 +4483,7 @@
                 <w:color w:val="222222"/>
                 <w:sz w:val="18"/>
               </w:rPr>
-              <w:t>Dataset, provider, date, CRS. Write none if you did not add one.</w:t>
+              <w:t>Dataset, provider, date, CRS</w:t>
             </w:r>
           </w:p>
         </w:tc>

--- a/practical_assignment/FR422_Assignment_Brief_Habitat_Conservation_Plan.docx
+++ b/practical_assignment/FR422_Assignment_Brief_Habitat_Conservation_Plan.docx
@@ -2063,7 +2063,7 @@
           <w:color w:val="222222"/>
           <w:sz w:val="22"/>
         </w:rPr>
-        <w:t>Body 2,000 to 2,500 words, excluding the reference list, tables, and map captions. The methods and the reading of the maps sit inside that count.</w:t>
+        <w:t>Body 2,000 to 2,500 words, excluding the reference list, tables, and map captions. The methods and the reading of the maps sit inside that count. Statistical outputs printed by GeoSpaX in the Analysis Results panel (descriptive statistics, Gi* or LISA class counts, the habitat-score summary, and the protection-gap figures) are placed in the report body; they are not submitted as separate files.</w:t>
       </w:r>
     </w:p>
     <w:p>

--- a/practical_assignment/FR422_Assignment_Brief_Habitat_Conservation_Plan.docx
+++ b/practical_assignment/FR422_Assignment_Brief_Habitat_Conservation_Plan.docx
@@ -168,7 +168,7 @@
           <w:color w:val="222222"/>
           <w:sz w:val="22"/>
         </w:rPr>
-        <w:t>•  Submit the Part B report through Google Classroom and email the five map files directly to the lecturer. Late work without good cause is zero.</w:t>
+        <w:t>•  Submit everything through Google Classroom: the five map files and the Part B report. Late work without good cause is zero.</w:t>
       </w:r>
     </w:p>
     <w:p>
@@ -588,7 +588,7 @@
                 <w:color w:val="222222"/>
                 <w:sz w:val="18"/>
               </w:rPr>
-              <w:t>Report PDF via Google Classroom; five maps emailed to the lecturer</w:t>
+              <w:t>Five maps and report PDF via Google Classroom</w:t>
             </w:r>
           </w:p>
         </w:tc>
@@ -2190,7 +2190,7 @@
           <w:color w:val="222222"/>
           <w:sz w:val="22"/>
         </w:rPr>
-        <w:t>•  Five maps, PNG or PDF, emailed directly to the lecturer: map 1 (study area), map 2 (attribute), map 3 (spatial pattern), map 4 (habitat proxy), and the gap-analysis map. Named Surname_lab_map1_study_area and the same pattern for maps 2 to 4; the gap-analysis map is named Surname_lab_gap_analysis.</w:t>
+        <w:t>•  Five maps, PNG or PDF, submitted through Google Classroom: map 1 (study area), map 2 (attribute), map 3 (spatial pattern), map 4 (habitat proxy), and the gap-analysis map. Named Surname_lab_map1_study_area and the same pattern for maps 2 to 4; the gap-analysis map is named Surname_lab_gap_analysis.</w:t>
       </w:r>
     </w:p>
     <w:p>

--- a/practical_assignment/FR422_Assignment_Brief_Habitat_Conservation_Plan.docx
+++ b/practical_assignment/FR422_Assignment_Brief_Habitat_Conservation_Plan.docx
@@ -511,7 +511,7 @@
                 <w:color w:val="222222"/>
                 <w:sz w:val="18"/>
               </w:rPr>
-              <w:t>Week 9 GIS lab and draft-map check. Bring four draft maps. This is the only remaining computer lab.</w:t>
+              <w:t>Week 9 GIS lab and draft-map check. Bring five draft maps. This is the only remaining computer lab.</w:t>
             </w:r>
           </w:p>
         </w:tc>
@@ -1786,7 +1786,7 @@
           <w:color w:val="222222"/>
           <w:sz w:val="22"/>
         </w:rPr>
-        <w:t>Choose one species from the FR422 assignment species list. Approval is first come at Milestone 1. No two students take the same species. Look up the IUCN category on the Red List and cite the account, including the date you checked it. After the lecturer approves, you receive that species geojson. Do not start the four marked maps until you have your issued file.</w:t>
+        <w:t>Choose one species from the FR422 assignment species list. Approval is first come at Milestone 1. No two students take the same species. Look up the IUCN category on the Red List and cite the account, including the date you checked it. After the lecturer approves, you receive that species geojson. Do not start the five marked maps until you have your issued file.</w:t>
       </w:r>
     </w:p>
     <w:p>
@@ -1801,7 +1801,7 @@
           <w:color w:val="222222"/>
           <w:sz w:val="22"/>
         </w:rPr>
-        <w:t>The four marked maps use the species file the lecturer issued to you. Habitat thresholds and weights are justified from literature for that approved species: the elevation band, the forest cover, and rainfall only if the literature supports it. Practice maps of Emperor Bird-of-paradise from the Week 9 training file are practice. Do not submit them as the four required maps unless that is the species you were issued.</w:t>
+        <w:t>The five marked maps use the species file the lecturer issued to you. Habitat thresholds and weights are justified from literature for that approved species: the elevation band, the forest cover, and rainfall only if the literature supports it. Practice maps of Emperor Bird-of-paradise from the Week 9 training file are practice. Do not submit them as the five required maps unless that is the species you were issued.</w:t>
       </w:r>
     </w:p>
     <w:p>
@@ -1831,7 +1831,7 @@
           <w:color w:val="1B4332"/>
           <w:sz w:val="26"/>
         </w:rPr>
-        <w:t>5. Part A. Four maps</w:t>
+        <w:t>5. Part A. Five maps</w:t>
       </w:r>
     </w:p>
     <w:p>
@@ -1911,6 +1911,22 @@
           <w:sz w:val="22"/>
         </w:rPr>
         <w:t>•  Map 4. Habitat proxy. A score of the GBIF points, built with the GeoSpaX Calculate Field tool (weighted conditions) from at least three attributes that are in the file: elevation_m, tree_cover_pct, and rainfall_mm. Each threshold or weight is justified by a citation for your approved species. This is not a species distribution model. (QGIS Field Calculator or ArcGIS may be used as alternatives.)</w:t>
+      </w:r>
+    </w:p>
+    <w:p>
+      <w:pPr>
+        <w:spacing w:before="0" w:after="60" w:line="252" w:lineRule="auto"/>
+        <w:ind w:left="425" w:hanging="198"/>
+      </w:pPr>
+      <w:r>
+        <w:rPr>
+          <w:rFonts w:ascii="Calibri" w:hAnsi="Calibri" w:eastAsia="Calibri"/>
+          <w:b w:val="0"/>
+          <w:i w:val="0"/>
+          <w:color w:val="222222"/>
+          <w:sz w:val="22"/>
+        </w:rPr>
+        <w:t>•  Map 5. Gap analysis. Protection Gap and Priority Area Identification on the issued points and the shared WDPA protected-area layer, in GeoSpaX. Report the protected proportion with the WDPA citation, name the protected areas intersected, and show the priority (high-quality, unprotected) sites. Legend, CRS, and source line as for the other maps.</w:t>
       </w:r>
     </w:p>
     <w:p>
@@ -2190,7 +2206,7 @@
           <w:color w:val="222222"/>
           <w:sz w:val="22"/>
         </w:rPr>
-        <w:t>•  Five maps, PNG or PDF, submitted through Google Classroom: map 1 (study area), map 2 (attribute), map 3 (spatial pattern), map 4 (habitat proxy), and the gap-analysis map. Named Surname_lab_map1_study_area and the same pattern for maps 2 to 4; the gap-analysis map is named Surname_lab_gap_analysis.</w:t>
+        <w:t>•  Five maps, PNG or PDF, submitted through Google Classroom: map 1 (study area), map 2 (attribute), map 3 (spatial pattern), map 4 (habitat proxy), and map 5 (gap analysis). Named Surname_lab_map1_study_area and the same pattern for maps 2 to 5; map 5 is named Surname_lab_map5_gap_analysis.</w:t>
       </w:r>
     </w:p>
     <w:p>
@@ -2813,7 +2829,7 @@
                 <w:color w:val="222222"/>
                 <w:sz w:val="18"/>
               </w:rPr>
-              <w:t>All four maps present. Elements complete. Symbology helps the reading. Source line on each map.</w:t>
+              <w:t>All five maps present. Elements complete. Symbology helps the reading. Source line on each map.</w:t>
             </w:r>
           </w:p>
         </w:tc>
@@ -2838,7 +2854,7 @@
                 <w:color w:val="222222"/>
                 <w:sz w:val="18"/>
               </w:rPr>
-              <w:t>All four maps present. Elements complete. Symbology adequate.</w:t>
+              <w:t>All five maps present. Elements complete. Symbology adequate.</w:t>
             </w:r>
           </w:p>
         </w:tc>

--- a/practical_assignment/FR422_Assignment_Brief_Habitat_Conservation_Plan.docx
+++ b/practical_assignment/FR422_Assignment_Brief_Habitat_Conservation_Plan.docx
@@ -89,7 +89,7 @@
           <w:color w:val="222222"/>
           <w:sz w:val="20"/>
         </w:rPr>
-        <w:t>Revised issue: Week 8, Wednesday 9 September 2026. This brief replaces the unpublished Week 6 brief for this offering only. The approved lesson plan still lists the assignment as set in Week 6, Milestone 1 in Week 7, Milestone 2 in Week 9, and due in Week 12. Those outline dates are not the dates for this submission. Use the dates below.</w:t>
+        <w:t>Revised issue: Week 8, Wednesday 9 September 2026. This brief replaces the unpublished Week 6 brief for this offering only. The approved lesson plan still lists the assignment as set in Week 6 and due in Week 12. That outline date is not the date for this submission. Use the date below.</w:t>
       </w:r>
     </w:p>
     <w:p>
@@ -351,7 +351,9 @@
             </w:tcBorders>
           </w:tcPr>
           <w:p>
-            <w:r/>
+            <w:r>
+              <w:t>This brief, the species list, and the GIS practical guide</w:t>
+            </w:r>
             <w:r>
               <w:rPr>
                 <w:rFonts w:ascii="Calibri" w:hAnsi="Calibri" w:eastAsia="Calibri"/>
@@ -360,158 +362,6 @@
                 <w:color w:val="222222"/>
                 <w:sz w:val="18"/>
               </w:rPr>
-              <w:t>This brief, the Milestone 1 form, the species list, and the Week 9 GIS guide</w:t>
-            </w:r>
-          </w:p>
-        </w:tc>
-      </w:tr>
-      <w:tr>
-        <w:tc>
-          <w:tcPr>
-            <w:tcW w:type="dxa" w:w="3289"/>
-            <w:shd w:fill="F4F7F5" w:val="clear"/>
-            <w:tcBorders>
-              <w:top w:val="single" w:sz="4" w:color="D0D5D2"/>
-              <w:left w:val="single" w:sz="4" w:color="D0D5D2"/>
-              <w:bottom w:val="single" w:sz="4" w:color="D0D5D2"/>
-              <w:right w:val="single" w:sz="4" w:color="D0D5D2"/>
-            </w:tcBorders>
-          </w:tcPr>
-          <w:p>
-            <w:r/>
-            <w:r>
-              <w:rPr>
-                <w:rFonts w:ascii="Calibri" w:hAnsi="Calibri" w:eastAsia="Calibri"/>
-                <w:b w:val="0"/>
-                <w:i w:val="0"/>
-                <w:color w:val="222222"/>
-                <w:sz w:val="18"/>
-              </w:rPr>
-              <w:t>Milestone 1</w:t>
-            </w:r>
-          </w:p>
-        </w:tc>
-        <w:tc>
-          <w:tcPr>
-            <w:tcW w:type="dxa" w:w="3289"/>
-            <w:shd w:fill="F4F7F5" w:val="clear"/>
-            <w:tcBorders>
-              <w:top w:val="single" w:sz="4" w:color="D0D5D2"/>
-              <w:left w:val="single" w:sz="4" w:color="D0D5D2"/>
-              <w:bottom w:val="single" w:sz="4" w:color="D0D5D2"/>
-              <w:right w:val="single" w:sz="4" w:color="D0D5D2"/>
-            </w:tcBorders>
-          </w:tcPr>
-          <w:p>
-            <w:r/>
-            <w:r>
-              <w:rPr>
-                <w:rFonts w:ascii="Calibri" w:hAnsi="Calibri" w:eastAsia="Calibri"/>
-                <w:b w:val="0"/>
-                <w:i w:val="0"/>
-                <w:color w:val="222222"/>
-                <w:sz w:val="18"/>
-              </w:rPr>
-              <w:t>Monday 14 September 2026, 4:00 pm</w:t>
-            </w:r>
-          </w:p>
-        </w:tc>
-        <w:tc>
-          <w:tcPr>
-            <w:tcW w:type="dxa" w:w="3289"/>
-            <w:shd w:fill="F4F7F5" w:val="clear"/>
-            <w:tcBorders>
-              <w:top w:val="single" w:sz="4" w:color="D0D5D2"/>
-              <w:left w:val="single" w:sz="4" w:color="D0D5D2"/>
-              <w:bottom w:val="single" w:sz="4" w:color="D0D5D2"/>
-              <w:right w:val="single" w:sz="4" w:color="D0D5D2"/>
-            </w:tcBorders>
-          </w:tcPr>
-          <w:p>
-            <w:r/>
-            <w:r>
-              <w:rPr>
-                <w:rFonts w:ascii="Calibri" w:hAnsi="Calibri" w:eastAsia="Calibri"/>
-                <w:b w:val="0"/>
-                <w:i w:val="0"/>
-                <w:color w:val="222222"/>
-                <w:sz w:val="18"/>
-              </w:rPr>
-              <w:t>Ungraded and compulsory. Species approval. No approval, no final mark.</w:t>
-            </w:r>
-          </w:p>
-        </w:tc>
-      </w:tr>
-      <w:tr>
-        <w:tc>
-          <w:tcPr>
-            <w:tcW w:type="dxa" w:w="3289"/>
-            <w:tcBorders>
-              <w:top w:val="single" w:sz="4" w:color="D0D5D2"/>
-              <w:left w:val="single" w:sz="4" w:color="D0D5D2"/>
-              <w:bottom w:val="single" w:sz="4" w:color="D0D5D2"/>
-              <w:right w:val="single" w:sz="4" w:color="D0D5D2"/>
-            </w:tcBorders>
-          </w:tcPr>
-          <w:p>
-            <w:r/>
-            <w:r>
-              <w:rPr>
-                <w:rFonts w:ascii="Calibri" w:hAnsi="Calibri" w:eastAsia="Calibri"/>
-                <w:b w:val="0"/>
-                <w:i w:val="0"/>
-                <w:color w:val="222222"/>
-                <w:sz w:val="18"/>
-              </w:rPr>
-              <w:t>Milestone 2</w:t>
-            </w:r>
-          </w:p>
-        </w:tc>
-        <w:tc>
-          <w:tcPr>
-            <w:tcW w:type="dxa" w:w="3289"/>
-            <w:tcBorders>
-              <w:top w:val="single" w:sz="4" w:color="D0D5D2"/>
-              <w:left w:val="single" w:sz="4" w:color="D0D5D2"/>
-              <w:bottom w:val="single" w:sz="4" w:color="D0D5D2"/>
-              <w:right w:val="single" w:sz="4" w:color="D0D5D2"/>
-            </w:tcBorders>
-          </w:tcPr>
-          <w:p>
-            <w:r/>
-            <w:r>
-              <w:rPr>
-                <w:rFonts w:ascii="Calibri" w:hAnsi="Calibri" w:eastAsia="Calibri"/>
-                <w:b w:val="0"/>
-                <w:i w:val="0"/>
-                <w:color w:val="222222"/>
-                <w:sz w:val="18"/>
-              </w:rPr>
-              <w:t>Friday 18 September 2026, 4:00 pm</w:t>
-            </w:r>
-          </w:p>
-        </w:tc>
-        <w:tc>
-          <w:tcPr>
-            <w:tcW w:type="dxa" w:w="3289"/>
-            <w:tcBorders>
-              <w:top w:val="single" w:sz="4" w:color="D0D5D2"/>
-              <w:left w:val="single" w:sz="4" w:color="D0D5D2"/>
-              <w:bottom w:val="single" w:sz="4" w:color="D0D5D2"/>
-              <w:right w:val="single" w:sz="4" w:color="D0D5D2"/>
-            </w:tcBorders>
-          </w:tcPr>
-          <w:p>
-            <w:r/>
-            <w:r>
-              <w:rPr>
-                <w:rFonts w:ascii="Calibri" w:hAnsi="Calibri" w:eastAsia="Calibri"/>
-                <w:b w:val="0"/>
-                <w:i w:val="0"/>
-                <w:color w:val="222222"/>
-                <w:sz w:val="18"/>
-              </w:rPr>
-              <w:t>Week 9 GIS lab and draft-map check. Bring five draft maps. This is the only remaining computer lab.</w:t>
             </w:r>
           </w:p>
         </w:tc>
@@ -641,7 +491,7 @@
           <w:color w:val="222222"/>
           <w:sz w:val="22"/>
         </w:rPr>
-        <w:t>There is no GIS lab in Week 8. Submit Milestone 1 this week (Monday 14 September, 4:00 pm). The Week 9 lab, Friday 18 September, starts with one shared training file so the class learns the same click-path. For the marked maps you pick a species from the FR422 assignment list, the lecturer checks it, and you receive that species file before the lab. Do not download a national layer. Do not use another student's file. Campus bandwidth is not a reason to leave the lab without a map.</w:t>
+        <w:t>The lecturer issues the FR422 assignment species list (Excel). You pick one species, the lecturer confirms it, and the lecturer sends you that species file directly. No two students take the same species. The Week 9 lab starts with one shared training file so the class learns the same click-path. Do not download a national layer. Do not use another student's file. Campus bandwidth is not a reason to leave the lab without a map.</w:t>
       </w:r>
     </w:p>
     <w:tbl>
@@ -1786,7 +1636,7 @@
           <w:color w:val="222222"/>
           <w:sz w:val="22"/>
         </w:rPr>
-        <w:t>Choose one species from the FR422 assignment species list. Approval is first come at Milestone 1. No two students take the same species. Look up the IUCN category on the Red List and cite the account, including the date you checked it. After the lecturer approves, you receive that species geojson. Do not start the five marked maps until you have your issued file.</w:t>
+        <w:t>Choose one species from the FR422 assignment species list (Excel). The lecturer confirms your choice and sends you that species geojson. No two students take the same species. Look up the IUCN category on the Red List and cite the account, including the date you checked it. Do not start the five marked maps until you have your issued file.</w:t>
       </w:r>
     </w:p>
     <w:p>
@@ -2143,7 +1993,7 @@
           <w:color w:val="222222"/>
           <w:sz w:val="22"/>
         </w:rPr>
-        <w:t>•  Monitoring: what you would remeasure, where, and how you would know the action had failed. Presence of your Milestone 1 species is a monitoring target only if you say it is not in the lab file.</w:t>
+        <w:t>•  Monitoring: what you would remeasure, where, and how you would know the action had failed. Presence of your approved species is a monitoring target only if you say it is not in the lab file.</w:t>
       </w:r>
     </w:p>
     <w:p>
@@ -4522,7 +4372,7 @@
           <w:color w:val="222222"/>
           <w:sz w:val="20"/>
         </w:rPr>
-        <w:t>Pair this brief with the Milestone 1 form and the GIS practical guide for the Week 9 lab. The lab guide is the click path. This brief is the marked specification.</w:t>
+        <w:t>Pair this brief with the GIS practical guide for the Week 9 lab. The lab guide is the click path. This brief is the marked specification.</w:t>
       </w:r>
     </w:p>
     <w:sectPr>

--- a/practical_assignment/FR422_Assignment_Brief_Habitat_Conservation_Plan.docx
+++ b/practical_assignment/FR422_Assignment_Brief_Habitat_Conservation_Plan.docx
@@ -404,7 +404,9 @@
             </w:tcBorders>
           </w:tcPr>
           <w:p>
-            <w:r/>
+            <w:r>
+              <w:t>Friday 2 October 2026 (Week 11), 4:00 pm</w:t>
+            </w:r>
             <w:r>
               <w:rPr>
                 <w:rFonts w:ascii="Calibri" w:hAnsi="Calibri" w:eastAsia="Calibri"/>
@@ -413,7 +415,6 @@
                 <w:color w:val="222222"/>
                 <w:sz w:val="18"/>
               </w:rPr>
-              <w:t>Friday 25 September 2026 (Week 10), 4:00 pm</w:t>
             </w:r>
           </w:p>
         </w:tc>

--- a/practical_assignment/FR422_Assignment_Brief_Habitat_Conservation_Plan.docx
+++ b/practical_assignment/FR422_Assignment_Brief_Habitat_Conservation_Plan.docx
@@ -405,7 +405,7 @@
           </w:tcPr>
           <w:p>
             <w:r>
-              <w:t>Friday 2 October 2026 (Week 11), 4:00 pm</w:t>
+              <w:t>Friday 2 October 2026 (Week 11), 11:59 pm</w:t>
             </w:r>
             <w:r>
               <w:rPr>

--- a/practical_assignment/FR422_Assignment_Brief_Habitat_Conservation_Plan.docx
+++ b/practical_assignment/FR422_Assignment_Brief_Habitat_Conservation_Plan.docx
@@ -1119,6 +1119,21 @@
         </w:tc>
       </w:tr>
     </w:tbl>
+    <w:p>
+      <w:pPr>
+        <w:spacing w:before="0" w:after="40"/>
+      </w:pPr>
+      <w:r>
+        <w:rPr>
+          <w:rFonts w:ascii="Calibri" w:hAnsi="Calibri" w:eastAsia="Calibri"/>
+          <w:b w:val="0"/>
+          <w:i w:val="0"/>
+          <w:color w:val="1B4332"/>
+          <w:sz w:val="20"/>
+        </w:rPr>
+        <w:t>Attributes in your species file: elevation_m (metres above sea level, from WorldClim 2.1); tree_cover_pct (canopy cover %, 0–100, from ESA WorldCover 2021); rainfall_mm (annual rainfall in mm/year, from WorldClim 2.1 BIO12); bio1 (annual mean temperature in °C, from WorldClim 2.1); bio15 (precipitation seasonality — coefficient of variation × 100, from WorldClim 2.1; higher values mean a stronger dry season); worldcover_label (ESA WorldCover 2021 land-cover class, e.g. Tree cover, Cropland); site (GBIF site code); stateProvince (PNG province); gbifID (GBIF record identifier); year (record year). The full field dictionary is in the GIS practical guide.</w:t>
+      </w:r>
+    </w:p>
     <w:p>
       <w:pPr>
         <w:spacing w:after="80"/>

--- a/practical_assignment/FR422_Assignment_Brief_Habitat_Conservation_Plan.docx
+++ b/practical_assignment/FR422_Assignment_Brief_Habitat_Conservation_Plan.docx
@@ -44,7 +44,7 @@
           <w:color w:val="1B4332"/>
           <w:sz w:val="32"/>
         </w:rPr>
-        <w:t>FR422  ·  Forest Wildlife and Habitat</w:t>
+        <w:t>FR422, Forest Wildlife and Habitat</w:t>
       </w:r>
     </w:p>
     <w:p>
@@ -74,7 +74,7 @@
           <w:color w:val="555555"/>
           <w:sz w:val="22"/>
         </w:rPr>
-        <w:t>Assignment brief and rubric  ·  Semester 2, 2026  ·  Dr Jimmy Moses</w:t>
+        <w:t>Assignment brief and rubric, Semester 2, 2026, Dr Jimmy Moses</w:t>
       </w:r>
     </w:p>
     <w:p>
@@ -1131,7 +1131,7 @@
           <w:color w:val="1B4332"/>
           <w:sz w:val="20"/>
         </w:rPr>
-        <w:t>Attributes in your species file: elevation_m (metres above sea level, from WorldClim 2.1); tree_cover_pct (canopy cover %, 0–100, from ESA WorldCover 2021); rainfall_mm (annual rainfall in mm/year, from WorldClim 2.1 BIO12); bio1 (annual mean temperature in °C, from WorldClim 2.1); bio15 (precipitation seasonality — coefficient of variation × 100, from WorldClim 2.1; higher values mean a stronger dry season); worldcover_label (ESA WorldCover 2021 land-cover class, e.g. Tree cover, Cropland); site (GBIF site code); stateProvince (PNG province); gbifID (GBIF record identifier); year (record year). The full field dictionary is in the GIS practical guide.</w:t>
+        <w:t>Attributes in your species file: elevation_m (metres above sea level, from WorldClim 2.1); tree_cover_pct (canopy cover %, 0–100, from ESA WorldCover 2021); rainfall_mm (annual rainfall in mm/year, from WorldClim 2.1 BIO12); bio1 (annual mean temperature in °C, from WorldClim 2.1); bio15 (precipitation seasonality, coefficient of variation × 100, from WorldClim 2.1; higher values mean a stronger dry season); worldcover_label (ESA WorldCover 2021 land-cover class, e.g. Tree cover, Cropland); site (GBIF site code); stateProvince (PNG province); gbifID (GBIF record identifier); year (record year). The full field dictionary is in the GIS practical guide.</w:t>
       </w:r>
     </w:p>
     <w:p>
@@ -1505,7 +1505,9 @@
             </w:tcBorders>
           </w:tcPr>
           <w:p>
-            <w:r/>
+            <w:r>
+              <w:t>-</w:t>
+            </w:r>
             <w:r>
               <w:rPr>
                 <w:rFonts w:ascii="Calibri" w:hAnsi="Calibri" w:eastAsia="Calibri"/>
@@ -1514,7 +1516,6 @@
                 <w:color w:val="222222"/>
                 <w:sz w:val="18"/>
               </w:rPr>
-              <w:t>—</w:t>
             </w:r>
           </w:p>
         </w:tc>
@@ -1555,7 +1556,9 @@
             </w:tcBorders>
           </w:tcPr>
           <w:p>
-            <w:r/>
+            <w:r>
+              <w:t>-</w:t>
+            </w:r>
             <w:r>
               <w:rPr>
                 <w:rFonts w:ascii="Calibri" w:hAnsi="Calibri" w:eastAsia="Calibri"/>
@@ -1564,7 +1567,6 @@
                 <w:color w:val="222222"/>
                 <w:sz w:val="18"/>
               </w:rPr>
-              <w:t>—</w:t>
             </w:r>
           </w:p>
         </w:tc>
@@ -1580,7 +1582,9 @@
             </w:tcBorders>
           </w:tcPr>
           <w:p>
-            <w:r/>
+            <w:r>
+              <w:t>-</w:t>
+            </w:r>
             <w:r>
               <w:rPr>
                 <w:rFonts w:ascii="Calibri" w:hAnsi="Calibri" w:eastAsia="Calibri"/>
@@ -1589,7 +1593,6 @@
                 <w:color w:val="222222"/>
                 <w:sz w:val="18"/>
               </w:rPr>
-              <w:t>—</w:t>
             </w:r>
           </w:p>
         </w:tc>
@@ -1605,7 +1608,9 @@
             </w:tcBorders>
           </w:tcPr>
           <w:p>
-            <w:r/>
+            <w:r>
+              <w:t>-</w:t>
+            </w:r>
             <w:r>
               <w:rPr>
                 <w:rFonts w:ascii="Calibri" w:hAnsi="Calibri" w:eastAsia="Calibri"/>
@@ -1614,7 +1619,6 @@
                 <w:color w:val="222222"/>
                 <w:sz w:val="18"/>
               </w:rPr>
-              <w:t>—</w:t>
             </w:r>
           </w:p>
         </w:tc>

--- a/practical_assignment/FR422_Assignment_Brief_Habitat_Conservation_Plan.docx
+++ b/practical_assignment/FR422_Assignment_Brief_Habitat_Conservation_Plan.docx
@@ -89,7 +89,7 @@
           <w:color w:val="222222"/>
           <w:sz w:val="20"/>
         </w:rPr>
-        <w:t>Revised issue: Week 8, Wednesday 9 September 2026. This brief replaces the unpublished Week 6 brief for this offering only. The approved lesson plan still lists the assignment as set in Week 6 and due in Week 12. That outline date is not the date for this submission. Use the date below.</w:t>
+        <w:t>Revised issue: Week 9, Wednesday 16 September 2026. This brief replaces the unpublished Week 6 brief for this offering only. The approved lesson plan still lists the assignment as set in Week 6 and due in Week 12. That outline date is not the date for this submission. Use the date below.</w:t>
       </w:r>
     </w:p>
     <w:p>
@@ -327,7 +327,9 @@
             </w:tcBorders>
           </w:tcPr>
           <w:p>
-            <w:r/>
+            <w:r>
+              <w:t>Wednesday 16 September 2026 (Week 9)</w:t>
+            </w:r>
             <w:r>
               <w:rPr>
                 <w:rFonts w:ascii="Calibri" w:hAnsi="Calibri" w:eastAsia="Calibri"/>
@@ -336,7 +338,6 @@
                 <w:color w:val="222222"/>
                 <w:sz w:val="18"/>
               </w:rPr>
-              <w:t>Wednesday 9 September 2026 (Week 8)</w:t>
             </w:r>
           </w:p>
         </w:tc>

--- a/practical_assignment/FR422_Assignment_Brief_Habitat_Conservation_Plan.docx
+++ b/practical_assignment/FR422_Assignment_Brief_Habitat_Conservation_Plan.docx
@@ -74,7 +74,7 @@
           <w:color w:val="555555"/>
           <w:sz w:val="22"/>
         </w:rPr>
-        <w:t>Assignment brief and rubric, Semester 2, 2026, Dr Jimmy Moses</w:t>
+        <w:t>Assignment brief and rubric, Semester 2, 2026, Dr. Jimmy Moses</w:t>
       </w:r>
     </w:p>
     <w:p>

--- a/practical_assignment/FR422_Assignment_Brief_Habitat_Conservation_Plan.docx
+++ b/practical_assignment/FR422_Assignment_Brief_Habitat_Conservation_Plan.docx
@@ -184,7 +184,7 @@
           <w:color w:val="222222"/>
           <w:sz w:val="22"/>
         </w:rPr>
-        <w:t>•  Do not invent an IUCN category, a clan or landowner name, or a hectare figure. If a number is not on a cited page or printed by the software from your issued file, do not write it.</w:t>
+        <w:t>•  Do not invent an IUCN category or a hectare figure. If a number is not on a cited page or printed by the software from your issued file, do not write it.</w:t>
       </w:r>
     </w:p>
     <w:p>
@@ -1890,7 +1890,7 @@
           <w:color w:val="222222"/>
           <w:sz w:val="22"/>
         </w:rPr>
-        <w:t>•  A national land-cover classification, an IUCN range map, or a clan or concession name.</w:t>
+        <w:t>•  A national land-cover classification or an IUCN range map.</w:t>
       </w:r>
     </w:p>
     <w:p>
@@ -1982,7 +1982,7 @@
           <w:color w:val="222222"/>
           <w:sz w:val="22"/>
         </w:rPr>
-        <w:t>•  Two or three spatially explicit actions inside your issued-file hull extent. Name the sites, the elevation band, or the hot or cold cluster the action applies to. Do not name a clan, a concession, or a hectare target you did not calculate.</w:t>
+        <w:t>•  Two or three conservation actions inside your hull extent. Name the sites, the elevation band, or the hot or cold cluster each action applies to.</w:t>
       </w:r>
     </w:p>
     <w:p>
@@ -1998,7 +1998,7 @@
           <w:color w:val="222222"/>
           <w:sz w:val="22"/>
         </w:rPr>
-        <w:t>•  The legal instrument that fits the threat, and why. Customary tenure as a planning constraint. Do not invent a landowner. If the issued file does not record tenure, say the plan cannot assign an owner.</w:t>
+        <w:t>•  The legal instrument that fits the threat: a Wildlife Management Area (Fauna (Protection and Control) Act 1966), a Conservation Area (Conservation Areas Act 1978), or a protected area (Protected Areas Act 2023). Name the Act. Say that land in PNG is held under customary tenure, so any action needs clan consent, but your file does not record clan names so you cannot name them.</w:t>
       </w:r>
     </w:p>
     <w:p>
@@ -2014,7 +2014,7 @@
           <w:color w:val="222222"/>
           <w:sz w:val="22"/>
         </w:rPr>
-        <w:t>•  Monitoring: what you would remeasure, where, and how you would know the action had failed. Presence of your approved species is a monitoring target only if you say it is not in the lab file.</w:t>
+        <w:t>•  Monitoring: what you would remeasure, where, and how you would know the action had failed.</w:t>
       </w:r>
     </w:p>
     <w:p>
@@ -2030,7 +2030,7 @@
           <w:color w:val="222222"/>
           <w:sz w:val="22"/>
         </w:rPr>
-        <w:t>•  Limitations: GBIF teaching extract, not a census, stacked coordinates, no forest-change layer, no protected-area layer, n=128 (56 unique sites), and no area calculated in EPSG:4326.</w:t>
+        <w:t>•  Limitations: GBIF teaching extract, not a census, stacked coordinates, no forest-change layer, and no area calculated in EPSG:4326.</w:t>
       </w:r>
     </w:p>
     <w:p>
@@ -3224,7 +3224,9 @@
             </w:tcBorders>
           </w:tcPr>
           <w:p>
-            <w:r/>
+            <w:r>
+              <w:t>Two or three actions, each tied to named sites, an elevation band, or a cluster. Feasible.</w:t>
+            </w:r>
             <w:r>
               <w:rPr>
                 <w:rFonts w:ascii="Calibri" w:hAnsi="Calibri" w:eastAsia="Calibri"/>
@@ -3233,7 +3235,6 @@
                 <w:color w:val="222222"/>
                 <w:sz w:val="18"/>
               </w:rPr>
-              <w:t>Two or three actions, each tied to named sites, an elevation band, or a cluster. Feasible. No invented owners or hectare targets.</w:t>
             </w:r>
           </w:p>
         </w:tc>
@@ -3299,7 +3300,9 @@
             </w:tcBorders>
           </w:tcPr>
           <w:p>
-            <w:r/>
+            <w:r>
+              <w:t>Generic actions, or actions that invent a place or a number.</w:t>
+            </w:r>
             <w:r>
               <w:rPr>
                 <w:rFonts w:ascii="Calibri" w:hAnsi="Calibri" w:eastAsia="Calibri"/>
@@ -3308,7 +3311,6 @@
                 <w:color w:val="222222"/>
                 <w:sz w:val="18"/>
               </w:rPr>
-              <w:t>Generic actions, or actions that invent a place or a number.</w:t>
             </w:r>
           </w:p>
         </w:tc>
@@ -3325,7 +3327,9 @@
             </w:tcBorders>
           </w:tcPr>
           <w:p>
-            <w:r/>
+            <w:r>
+              <w:t>Instrument and monitoring (10)</w:t>
+            </w:r>
             <w:r>
               <w:rPr>
                 <w:rFonts w:ascii="Calibri" w:hAnsi="Calibri" w:eastAsia="Calibri"/>
@@ -3334,7 +3338,6 @@
                 <w:color w:val="222222"/>
                 <w:sz w:val="18"/>
               </w:rPr>
-              <w:t>Instrument, tenure, monitoring (10)</w:t>
             </w:r>
           </w:p>
         </w:tc>
@@ -3349,7 +3352,9 @@
             </w:tcBorders>
           </w:tcPr>
           <w:p>
-            <w:r/>
+            <w:r>
+              <w:t>The instrument matches the threat and the Act is named. Says clan consent is needed because land in PNG is customary. Monitoring says what, where, and how to know it failed.</w:t>
+            </w:r>
             <w:r>
               <w:rPr>
                 <w:rFonts w:ascii="Calibri" w:hAnsi="Calibri" w:eastAsia="Calibri"/>
@@ -3358,7 +3363,6 @@
                 <w:color w:val="222222"/>
                 <w:sz w:val="18"/>
               </w:rPr>
-              <w:t>The instrument matches the threat and the Act is named. Tenure is treated as unknown where the file is silent. Monitoring says what, where, and failure.</w:t>
             </w:r>
           </w:p>
         </w:tc>
@@ -3373,7 +3377,9 @@
             </w:tcBorders>
           </w:tcPr>
           <w:p>
-            <w:r/>
+            <w:r>
+              <w:t>Instrument and monitoring sound. Tenure mentioned.</w:t>
+            </w:r>
             <w:r>
               <w:rPr>
                 <w:rFonts w:ascii="Calibri" w:hAnsi="Calibri" w:eastAsia="Calibri"/>
@@ -3382,7 +3388,6 @@
                 <w:color w:val="222222"/>
                 <w:sz w:val="18"/>
               </w:rPr>
-              <w:t>Instrument and monitoring sound. Tenure handled with a small gap.</w:t>
             </w:r>
           </w:p>
         </w:tc>
@@ -3397,7 +3402,9 @@
             </w:tcBorders>
           </w:tcPr>
           <w:p>
-            <w:r/>
+            <w:r>
+              <w:t>Instrument named but poorly matched, or monitoring vague.</w:t>
+            </w:r>
             <w:r>
               <w:rPr>
                 <w:rFonts w:ascii="Calibri" w:hAnsi="Calibri" w:eastAsia="Calibri"/>
@@ -3406,7 +3413,6 @@
                 <w:color w:val="222222"/>
                 <w:sz w:val="18"/>
               </w:rPr>
-              <w:t>Instrument named but poorly matched, or monitoring vague.</w:t>
             </w:r>
           </w:p>
         </w:tc>
@@ -3421,7 +3427,9 @@
             </w:tcBorders>
           </w:tcPr>
           <w:p>
-            <w:r/>
+            <w:r>
+              <w:t>No instrument or no monitoring.</w:t>
+            </w:r>
             <w:r>
               <w:rPr>
                 <w:rFonts w:ascii="Calibri" w:hAnsi="Calibri" w:eastAsia="Calibri"/>
@@ -3430,7 +3438,6 @@
                 <w:color w:val="222222"/>
                 <w:sz w:val="18"/>
               </w:rPr>
-              <w:t>No instrument, invented tenure, or no monitoring.</w:t>
             </w:r>
           </w:p>
         </w:tc>

--- a/practical_assignment/FR422_Assignment_Brief_Habitat_Conservation_Plan.docx
+++ b/practical_assignment/FR422_Assignment_Brief_Habitat_Conservation_Plan.docx
@@ -1950,7 +1950,7 @@
           <w:color w:val="222222"/>
           <w:sz w:val="22"/>
         </w:rPr>
-        <w:t>Body 2,000 to 2,500 words, excluding the reference list, tables, and map captions. The methods and the reading of the maps sit inside that count. Statistical outputs printed by GeoSpaX in the Analysis Results panel (descriptive statistics, Gi* or LISA class counts, the habitat-score summary, and the protection-gap figures) are placed in the report body; they are not submitted as separate files.</w:t>
+        <w:t>Body 2,000 to 2,500 words, excluding the reference list, tables, and map captions. This is a desk-based plan written from your five maps, the GeoSpaX statistics, and cited literature. You do not need to visit the sites or talk to communities. Statistical outputs printed by GeoSpaX (descriptive statistics, Gi* or LISA class counts, habitat-score summary, protection-gap figures) go in the report body, not as separate files.</w:t>
       </w:r>
     </w:p>
     <w:p>
@@ -1966,7 +1966,7 @@
           <w:color w:val="222222"/>
           <w:sz w:val="22"/>
         </w:rPr>
-        <w:t>•  Threats for the approved species, ranked. Each threat is linked either to a map you made or to a cited source. If the link is from literature rather than from the lab points, say so.</w:t>
+        <w:t>•  Threats to your species, ranked from most to least important. Find them in the literature (IUCN species account, BirdLife, published papers). Link each threat to a map where possible: for example, if your Gi* map shows a hot-spot block of high tree cover, logging is a threat to that block. If the link is from literature rather than your maps, say so.</w:t>
       </w:r>
     </w:p>
     <w:p>
@@ -1982,7 +1982,7 @@
           <w:color w:val="222222"/>
           <w:sz w:val="22"/>
         </w:rPr>
-        <w:t>•  Two or three conservation actions inside your hull extent. Name the sites, the elevation band, or the hot or cold cluster each action applies to.</w:t>
+        <w:t>•  Two or three conservation actions based on what your maps show. For example: protect the hot-spot block from Map 3, restore the cold-spot cluster from Map 3, or protect the priority sites from Map 5. Name the geographic area on the map (the hot-spot block, the cold-spot cluster, the priority points) and the elevation band. You are proposing what should be done, not doing fieldwork.</w:t>
       </w:r>
     </w:p>
     <w:p>
@@ -1998,7 +1998,7 @@
           <w:color w:val="222222"/>
           <w:sz w:val="22"/>
         </w:rPr>
-        <w:t>•  The legal instrument that fits the threat: a Wildlife Management Area (Fauna (Protection and Control) Act 1966), a Conservation Area (Conservation Areas Act 1978), or a protected area (Protected Areas Act 2023). Name the Act. Say that land in PNG is held under customary tenure, so any action needs clan consent, but your file does not record clan names so you cannot name them.</w:t>
+        <w:t>•  Name the legal instrument for each action: a Wildlife Management Area (Fauna (Protection and Control) Act 1966), a Conservation Area (Conservation Areas Act 1978), or a protected area (Protected Areas Act 2023). One sentence on why it fits. Note that land in PNG is under customary tenure, so any action would need clan consent in practice.</w:t>
       </w:r>
     </w:p>
     <w:p>
@@ -2014,7 +2014,7 @@
           <w:color w:val="222222"/>
           <w:sz w:val="22"/>
         </w:rPr>
-        <w:t>•  Monitoring: what you would remeasure, where, and how you would know the action had failed.</w:t>
+        <w:t>•  Monitoring: what you would remeasure using GeoSpaX if new data came in (for example, re-run Gi* on updated tree cover, re-run the gap analysis after new protected areas). Say what would tell you the action is failing (for example, hot-spot count dropping, protected proportion not improving).</w:t>
       </w:r>
     </w:p>
     <w:p>
@@ -2030,7 +2030,7 @@
           <w:color w:val="222222"/>
           <w:sz w:val="22"/>
         </w:rPr>
-        <w:t>•  Limitations: GBIF teaching extract, not a census, stacked coordinates, no forest-change layer, and no area calculated in EPSG:4326.</w:t>
+        <w:t>•  Limitations: the data are a GBIF teaching extract, not a census. The file has stacked coordinates, no forest-change layer, and no field-verified data. The plan is desk-based, not a field assessment. State these honestly.</w:t>
       </w:r>
     </w:p>
     <w:p>
@@ -3100,7 +3100,9 @@
             </w:tcBorders>
           </w:tcPr>
           <w:p>
-            <w:r/>
+            <w:r>
+              <w:t>Ranked with a reason. Each threat linked to a map or a cited source. Says which is which.</w:t>
+            </w:r>
             <w:r>
               <w:rPr>
                 <w:rFonts w:ascii="Calibri" w:hAnsi="Calibri" w:eastAsia="Calibri"/>
@@ -3109,7 +3111,6 @@
                 <w:color w:val="222222"/>
                 <w:sz w:val="18"/>
               </w:rPr>
-              <w:t>Ranked, with a reason. Each threat points at a map or a cited source, and the student says which.</w:t>
             </w:r>
           </w:p>
         </w:tc>
@@ -3124,7 +3125,9 @@
             </w:tcBorders>
           </w:tcPr>
           <w:p>
-            <w:r/>
+            <w:r>
+              <w:t>Ranked and mostly linked.</w:t>
+            </w:r>
             <w:r>
               <w:rPr>
                 <w:rFonts w:ascii="Calibri" w:hAnsi="Calibri" w:eastAsia="Calibri"/>
@@ -3133,7 +3136,6 @@
                 <w:color w:val="222222"/>
                 <w:sz w:val="18"/>
               </w:rPr>
-              <w:t>Ranked and mostly linked.</w:t>
             </w:r>
           </w:p>
         </w:tc>
@@ -3148,7 +3150,9 @@
             </w:tcBorders>
           </w:tcPr>
           <w:p>
-            <w:r/>
+            <w:r>
+              <w:t>Listed, weak ranking or weak links.</w:t>
+            </w:r>
             <w:r>
               <w:rPr>
                 <w:rFonts w:ascii="Calibri" w:hAnsi="Calibri" w:eastAsia="Calibri"/>
@@ -3157,7 +3161,6 @@
                 <w:color w:val="222222"/>
                 <w:sz w:val="18"/>
               </w:rPr>
-              <w:t>Listed, weak ranking or weak links.</w:t>
             </w:r>
           </w:p>
         </w:tc>
@@ -3172,7 +3175,9 @@
             </w:tcBorders>
           </w:tcPr>
           <w:p>
-            <w:r/>
+            <w:r>
+              <w:t>Generic, unranked, or unconnected to the maps.</w:t>
+            </w:r>
             <w:r>
               <w:rPr>
                 <w:rFonts w:ascii="Calibri" w:hAnsi="Calibri" w:eastAsia="Calibri"/>
@@ -3181,7 +3186,6 @@
                 <w:color w:val="222222"/>
                 <w:sz w:val="18"/>
               </w:rPr>
-              <w:t>Generic, unranked, or unconnected to the analysis.</w:t>
             </w:r>
           </w:p>
         </w:tc>
@@ -3225,7 +3229,7 @@
           </w:tcPr>
           <w:p>
             <w:r>
-              <w:t>Two or three actions, each tied to named sites, an elevation band, or a cluster. Feasible.</w:t>
+              <w:t>Two or three actions, each tied to something visible on the maps (hot-spot block, cold-spot cluster, priority points, elevation band).</w:t>
             </w:r>
             <w:r>
               <w:rPr>
@@ -3250,7 +3254,9 @@
             </w:tcBorders>
           </w:tcPr>
           <w:p>
-            <w:r/>
+            <w:r>
+              <w:t>Actions specific and mostly tied to the maps.</w:t>
+            </w:r>
             <w:r>
               <w:rPr>
                 <w:rFonts w:ascii="Calibri" w:hAnsi="Calibri" w:eastAsia="Calibri"/>
@@ -3259,7 +3265,6 @@
                 <w:color w:val="222222"/>
                 <w:sz w:val="18"/>
               </w:rPr>
-              <w:t>Actions specific and mostly tied to the maps.</w:t>
             </w:r>
           </w:p>
         </w:tc>
@@ -3275,7 +3280,9 @@
             </w:tcBorders>
           </w:tcPr>
           <w:p>
-            <w:r/>
+            <w:r>
+              <w:t>Actions listed, weakly located.</w:t>
+            </w:r>
             <w:r>
               <w:rPr>
                 <w:rFonts w:ascii="Calibri" w:hAnsi="Calibri" w:eastAsia="Calibri"/>
@@ -3284,7 +3291,6 @@
                 <w:color w:val="222222"/>
                 <w:sz w:val="18"/>
               </w:rPr>
-              <w:t>Actions listed, weakly located.</w:t>
             </w:r>
           </w:p>
         </w:tc>
@@ -3353,7 +3359,7 @@
           </w:tcPr>
           <w:p>
             <w:r>
-              <w:t>The instrument matches the threat and the Act is named. Says clan consent is needed because land in PNG is customary. Monitoring says what, where, and how to know it failed.</w:t>
+              <w:t>Names the Act for each action. Says clan consent is needed. Monitoring says what to remeasure in GeoSpaX and what failure looks like.</w:t>
             </w:r>
             <w:r>
               <w:rPr>
@@ -3378,7 +3384,7 @@
           </w:tcPr>
           <w:p>
             <w:r>
-              <w:t>Instrument and monitoring sound. Tenure mentioned.</w:t>
+              <w:t>Instrument and monitoring sound.</w:t>
             </w:r>
             <w:r>
               <w:rPr>
@@ -3480,7 +3486,9 @@
             </w:tcBorders>
           </w:tcPr>
           <w:p>
-            <w:r/>
+            <w:r>
+              <w:t>GBIF extract, not a census, stacked coordinates, no field data, and desk-based plan. These limits are stated and used to bound the plan.</w:t>
+            </w:r>
             <w:r>
               <w:rPr>
                 <w:rFonts w:ascii="Calibri" w:hAnsi="Calibri" w:eastAsia="Calibri"/>
@@ -3489,7 +3497,6 @@
                 <w:color w:val="222222"/>
                 <w:sz w:val="18"/>
               </w:rPr>
-              <w:t>GBIF extract, not a census, missing layers, stacked coordinates, and sample size are used to bound the plan.</w:t>
             </w:r>
           </w:p>
         </w:tc>
@@ -3505,7 +3512,9 @@
             </w:tcBorders>
           </w:tcPr>
           <w:p>
-            <w:r/>
+            <w:r>
+              <w:t>Main limits stated and used.</w:t>
+            </w:r>
             <w:r>
               <w:rPr>
                 <w:rFonts w:ascii="Calibri" w:hAnsi="Calibri" w:eastAsia="Calibri"/>
@@ -3514,7 +3523,6 @@
                 <w:color w:val="222222"/>
                 <w:sz w:val="18"/>
               </w:rPr>
-              <w:t>Main limits stated and used.</w:t>
             </w:r>
           </w:p>
         </w:tc>
@@ -3530,7 +3538,9 @@
             </w:tcBorders>
           </w:tcPr>
           <w:p>
-            <w:r/>
+            <w:r>
+              <w:t>Limits listed, little effect on the plan.</w:t>
+            </w:r>
             <w:r>
               <w:rPr>
                 <w:rFonts w:ascii="Calibri" w:hAnsi="Calibri" w:eastAsia="Calibri"/>
@@ -3539,7 +3549,6 @@
                 <w:color w:val="222222"/>
                 <w:sz w:val="18"/>
               </w:rPr>
-              <w:t>Limits listed, little effect on the plan.</w:t>
             </w:r>
           </w:p>
         </w:tc>
@@ -3555,7 +3564,9 @@
             </w:tcBorders>
           </w:tcPr>
           <w:p>
-            <w:r/>
+            <w:r>
+              <w:t>Limits absent, or the plan ignores them.</w:t>
+            </w:r>
             <w:r>
               <w:rPr>
                 <w:rFonts w:ascii="Calibri" w:hAnsi="Calibri" w:eastAsia="Calibri"/>
@@ -3564,7 +3575,6 @@
                 <w:color w:val="222222"/>
                 <w:sz w:val="18"/>
               </w:rPr>
-              <w:t>Limits absent, or the plan ignores them.</w:t>
             </w:r>
           </w:p>
         </w:tc>

--- a/practical_assignment/FR422_Assignment_Brief_Habitat_Conservation_Plan.docx
+++ b/practical_assignment/FR422_Assignment_Brief_Habitat_Conservation_Plan.docx
@@ -1950,7 +1950,7 @@
           <w:color w:val="222222"/>
           <w:sz w:val="22"/>
         </w:rPr>
-        <w:t>Body 2,000 to 2,500 words, excluding the reference list, tables, and map captions. This is a desk-based plan written from your five maps, the GeoSpaX statistics, and cited literature. You do not need to visit the sites or talk to communities. Statistical outputs printed by GeoSpaX (descriptive statistics, Gi* or LISA class counts, habitat-score summary, protection-gap figures) go in the report body, not as separate files.</w:t>
+        <w:t>Body 1,000 to 1,500 words, excluding the reference list, tables, and map captions. This is a short desk-based report written from your five maps and the GeoSpaX statistics. You do not need to visit the sites. Keep it concise: report what the maps show, rank the threats, propose actions, and state the limitations. Statistical outputs from GeoSpaX go in the report body.</w:t>
       </w:r>
     </w:p>
     <w:p>
@@ -1966,7 +1966,7 @@
           <w:color w:val="222222"/>
           <w:sz w:val="22"/>
         </w:rPr>
-        <w:t>•  Threats to your species, ranked from most to least important. Find them in the literature (IUCN species account, BirdLife, published papers). Link each threat to a map where possible: for example, if your Gi* map shows a hot-spot block of high tree cover, logging is a threat to that block. If the link is from literature rather than your maps, say so.</w:t>
+        <w:t>•  Threats: rank two or three threats from the literature (IUCN, BirdLife, published papers). Link each to a map if you can.</w:t>
       </w:r>
     </w:p>
     <w:p>
@@ -1982,7 +1982,7 @@
           <w:color w:val="222222"/>
           <w:sz w:val="22"/>
         </w:rPr>
-        <w:t>•  Two or three conservation actions based on what your maps show. For example: protect the hot-spot block from Map 3, restore the cold-spot cluster from Map 3, or protect the priority sites from Map 5. Name the geographic area on the map (the hot-spot block, the cold-spot cluster, the priority points) and the elevation band. You are proposing what should be done, not doing fieldwork.</w:t>
+        <w:t>•  Actions: propose two or three actions based on what your maps show (for example, protect the hot-spot block, restore the cold-spot cluster, protect priority sites from Map 5). Name the area on the map.</w:t>
       </w:r>
     </w:p>
     <w:p>
@@ -1998,7 +1998,7 @@
           <w:color w:val="222222"/>
           <w:sz w:val="22"/>
         </w:rPr>
-        <w:t>•  Name the legal instrument for each action: a Wildlife Management Area (Fauna (Protection and Control) Act 1966), a Conservation Area (Conservation Areas Act 1978), or a protected area (Protected Areas Act 2023). One sentence on why it fits. Note that land in PNG is under customary tenure, so any action would need clan consent in practice.</w:t>
+        <w:t>•  Legal instrument: name the Act for each action (Fauna (Protection and Control) Act 1966, Conservation Areas Act 1978, or Protected Areas Act 2023). Note that land in PNG is under customary tenure, so clan consent would be needed in practice.</w:t>
       </w:r>
     </w:p>
     <w:p>
@@ -2014,7 +2014,7 @@
           <w:color w:val="222222"/>
           <w:sz w:val="22"/>
         </w:rPr>
-        <w:t>•  Monitoring: what you would remeasure using GeoSpaX if new data came in (for example, re-run Gi* on updated tree cover, re-run the gap analysis after new protected areas). Say what would tell you the action is failing (for example, hot-spot count dropping, protected proportion not improving).</w:t>
+        <w:t>•  Monitoring: what you would re-run in GeoSpaX if new data came in, and what result would tell you the action is failing.</w:t>
       </w:r>
     </w:p>
     <w:p>
@@ -2030,7 +2030,7 @@
           <w:color w:val="222222"/>
           <w:sz w:val="22"/>
         </w:rPr>
-        <w:t>•  Limitations: the data are a GBIF teaching extract, not a census. The file has stacked coordinates, no forest-change layer, and no field-verified data. The plan is desk-based, not a field assessment. State these honestly.</w:t>
+        <w:t>•  Limitations: GBIF teaching extract, not a census, no field data, desk-based plan. State these honestly.</w:t>
       </w:r>
     </w:p>
     <w:p>
@@ -3101,7 +3101,7 @@
           </w:tcPr>
           <w:p>
             <w:r>
-              <w:t>Ranked with a reason. Each threat linked to a map or a cited source. Says which is which.</w:t>
+              <w:t>Two or three threats ranked, each linked to a map or cited source.</w:t>
             </w:r>
             <w:r>
               <w:rPr>
@@ -3229,7 +3229,7 @@
           </w:tcPr>
           <w:p>
             <w:r>
-              <w:t>Two or three actions, each tied to something visible on the maps (hot-spot block, cold-spot cluster, priority points, elevation band).</w:t>
+              <w:t>Two or three actions, each tied to something visible on the maps.</w:t>
             </w:r>
             <w:r>
               <w:rPr>
@@ -3359,7 +3359,7 @@
           </w:tcPr>
           <w:p>
             <w:r>
-              <w:t>Names the Act for each action. Says clan consent is needed. Monitoring says what to remeasure in GeoSpaX and what failure looks like.</w:t>
+              <w:t>Names the Act for each action. Monitoring says what to re-run in GeoSpaX and what failure looks like.</w:t>
             </w:r>
             <w:r>
               <w:rPr>
@@ -3487,7 +3487,7 @@
           </w:tcPr>
           <w:p>
             <w:r>
-              <w:t>GBIF extract, not a census, stacked coordinates, no field data, and desk-based plan. These limits are stated and used to bound the plan.</w:t>
+              <w:t>GBIF extract, not a census, no field data, desk-based plan. Stated and used to bound the plan.</w:t>
             </w:r>
             <w:r>
               <w:rPr>
@@ -3615,7 +3615,9 @@
             </w:tcBorders>
           </w:tcPr>
           <w:p>
-            <w:r/>
+            <w:r>
+              <w:t>APA 7th consistent. Claims traceable. Concise writing.</w:t>
+            </w:r>
             <w:r>
               <w:rPr>
                 <w:rFonts w:ascii="Calibri" w:hAnsi="Calibri" w:eastAsia="Calibri"/>
@@ -3624,7 +3626,6 @@
                 <w:color w:val="222222"/>
                 <w:sz w:val="18"/>
               </w:rPr>
-              <w:t>APA 7th consistent. Claims traceable. Similarity consistent with original writing.</w:t>
             </w:r>
           </w:p>
         </w:tc>
@@ -3639,7 +3640,9 @@
             </w:tcBorders>
           </w:tcPr>
           <w:p>
-            <w:r/>
+            <w:r>
+              <w:t>Referencing sound, minor slips.</w:t>
+            </w:r>
             <w:r>
               <w:rPr>
                 <w:rFonts w:ascii="Calibri" w:hAnsi="Calibri" w:eastAsia="Calibri"/>
@@ -3648,7 +3651,6 @@
                 <w:color w:val="222222"/>
                 <w:sz w:val="18"/>
               </w:rPr>
-              <w:t>Referencing sound, minor slips.</w:t>
             </w:r>
           </w:p>
         </w:tc>
@@ -3663,7 +3665,9 @@
             </w:tcBorders>
           </w:tcPr>
           <w:p>
-            <w:r/>
+            <w:r>
+              <w:t>Some claims unsupported, or referencing uneven.</w:t>
+            </w:r>
             <w:r>
               <w:rPr>
                 <w:rFonts w:ascii="Calibri" w:hAnsi="Calibri" w:eastAsia="Calibri"/>
@@ -3672,7 +3676,6 @@
                 <w:color w:val="222222"/>
                 <w:sz w:val="18"/>
               </w:rPr>
-              <w:t>Some claims unsupported, or referencing uneven.</w:t>
             </w:r>
           </w:p>
         </w:tc>
@@ -3687,7 +3690,9 @@
             </w:tcBorders>
           </w:tcPr>
           <w:p>
-            <w:r/>
+            <w:r>
+              <w:t>Unsupported claims, or the writing is not the student's.</w:t>
+            </w:r>
             <w:r>
               <w:rPr>
                 <w:rFonts w:ascii="Calibri" w:hAnsi="Calibri" w:eastAsia="Calibri"/>
@@ -3696,7 +3701,6 @@
                 <w:color w:val="222222"/>
                 <w:sz w:val="18"/>
               </w:rPr>
-              <w:t>Unsupported claims, or the writing is not the student's.</w:t>
             </w:r>
           </w:p>
         </w:tc>

--- a/practical_assignment/FR422_Assignment_Brief_Habitat_Conservation_Plan.docx
+++ b/practical_assignment/FR422_Assignment_Brief_Habitat_Conservation_Plan.docx
@@ -1950,7 +1950,7 @@
           <w:color w:val="222222"/>
           <w:sz w:val="22"/>
         </w:rPr>
-        <w:t>Body 1,000 to 1,500 words, excluding the reference list, tables, and map captions. This is a short desk-based report written from your five maps and the GeoSpaX statistics. You do not need to visit the sites. Keep it concise: report what the maps show, rank the threats, propose actions, and state the limitations. Statistical outputs from GeoSpaX go in the report body.</w:t>
+        <w:t>Body 500 to 800 words, excluding the reference list, tables, and map captions. This is a short desk-based report written from your five maps and the GeoSpaX statistics. Keep it concise: report what the maps show, rank the threats, propose actions, and state the limitations. Statistical outputs from GeoSpaX go in the report body.</w:t>
       </w:r>
     </w:p>
     <w:p>

--- a/practical_assignment/FR422_Assignment_Brief_Habitat_Conservation_Plan.docx
+++ b/practical_assignment/FR422_Assignment_Brief_Habitat_Conservation_Plan.docx
@@ -1950,7 +1950,7 @@
           <w:color w:val="222222"/>
           <w:sz w:val="22"/>
         </w:rPr>
-        <w:t>Body 500 to 800 words, excluding the reference list, tables, and map captions. This is a short desk-based report written from your five maps and the GeoSpaX statistics. Keep it concise: report what the maps show, rank the threats, propose actions, and state the limitations. Statistical outputs from GeoSpaX go in the report body.</w:t>
+        <w:t>Body 500 to 800 words, excluding the reference list, tables, and map captions. Put your full name and student ID number at the top of the report. This is a short desk-based report written from your five maps and the GeoSpaX statistics. Keep it concise: report what the maps show, rank the threats, propose actions, and state the limitations. Statistical outputs from GeoSpaX go in the report body.</w:t>
       </w:r>
     </w:p>
     <w:p>

--- a/practical_assignment/FR422_Assignment_Brief_Habitat_Conservation_Plan.docx
+++ b/practical_assignment/FR422_Assignment_Brief_Habitat_Conservation_Plan.docx
@@ -1950,7 +1950,7 @@
           <w:color w:val="222222"/>
           <w:sz w:val="22"/>
         </w:rPr>
-        <w:t>Body 500 to 800 words, excluding the reference list, tables, and map captions. Put your full name and student ID number at the top of the report. This is a short desk-based report written from your five maps and the GeoSpaX statistics. Keep it concise: report what the maps show, rank the threats, propose actions, and state the limitations. Statistical outputs from GeoSpaX go in the report body.</w:t>
+        <w:t>Body 800 to 1,000 words, excluding the reference list, tables, and map captions. Put your full name and student ID number at the top of the report. This is a short desk-based report written from your five maps and the GeoSpaX statistics. Write in full sentences. Keep it concise: report what the maps show, rank the threats, propose actions, and state the limitations. Statistical outputs from GeoSpaX go in the report body.</w:t>
       </w:r>
     </w:p>
     <w:p>

--- a/practical_assignment/FR422_Assignment_Brief_Habitat_Conservation_Plan.docx
+++ b/practical_assignment/FR422_Assignment_Brief_Habitat_Conservation_Plan.docx
@@ -1951,6 +1951,15 @@
           <w:sz w:val="22"/>
         </w:rPr>
         <w:t>Body 800 to 1,000 words, excluding the reference list, tables, and map captions. Put your full name and student ID number at the top of the report. This is a short desk-based report written from your five maps and the GeoSpaX statistics. Write in full sentences. Keep it concise: report what the maps show, rank the threats, propose actions, and state the limitations. Statistical outputs from GeoSpaX go in the report body.</w:t>
+      </w:r>
+    </w:p>
+    <w:p>
+      <w:pPr>
+        <w:spacing w:before="0" w:after="60" w:line="252" w:lineRule="auto"/>
+        <w:ind w:left="425" w:hanging="198"/>
+      </w:pPr>
+      <w:r>
+        <w:t>How to write this report: Write in full sentences, one idea per paragraph. Use active voice ("I propose", "The map shows"). Keep it simple and direct. The report has six sections. Section 1 introduces the species and study area. Section 2 reports what each of your five maps shows, with the GeoSpaX statistics. Section 3 ranks two or three threats from the literature and links them to your maps. Section 4 proposes two or three conservation actions based on what the maps show, and names the legal Act for each. Section 5 says what you would re-run in GeoSpaX to monitor, and what failure looks like. Section 6 states the limitations honestly. The example report on Google Classroom shows the structure and length to follow.</w:t>
       </w:r>
     </w:p>
     <w:p>

--- a/practical_assignment/FR422_Assignment_Brief_Habitat_Conservation_Plan.docx
+++ b/practical_assignment/FR422_Assignment_Brief_Habitat_Conservation_Plan.docx
@@ -1660,6 +1660,3311 @@
         <w:t>Choose one species from the FR422 assignment species list (Excel). The lecturer confirms your choice and sends you that species geojson. No two students take the same species. Look up the IUCN category on the Red List and cite the account, including the date you checked it. Do not start the five marked maps until you have your issued file.</w:t>
       </w:r>
     </w:p>
+    <w:tbl>
+      <w:tblPr>
+        <w:tblW w:w="0" w:type="auto"/>
+        <w:tblBorders>
+          <w:top w:val="single" w:sz="4" w:space="0" w:color="auto"/>
+          <w:left w:val="single" w:sz="4" w:space="0" w:color="auto"/>
+          <w:bottom w:val="single" w:sz="4" w:space="0" w:color="auto"/>
+          <w:right w:val="single" w:sz="4" w:space="0" w:color="auto"/>
+          <w:insideH w:val="single" w:sz="4" w:space="0" w:color="auto"/>
+          <w:insideV w:val="single" w:sz="4" w:space="0" w:color="auto"/>
+        </w:tblBorders>
+      </w:tblPr>
+      <w:tblGrid>
+        <w:gridCol w:w="500"/>
+        <w:gridCol w:w="2200"/>
+        <w:gridCol w:w="2000"/>
+        <w:gridCol w:w="900"/>
+        <w:gridCol w:w="900"/>
+        <w:gridCol w:w="1000"/>
+        <w:gridCol w:w="1000"/>
+        <w:gridCol w:w="1800"/>
+      </w:tblGrid>
+      <w:tr>
+        <w:tc>
+          <w:tcPr>
+            <w:tcW w:w="500" w:type="dxa"/>
+          </w:tcPr>
+          <w:p>
+            <w:pPr>
+              <w:spacing w:before="20" w:after="20"/>
+            </w:pPr>
+            <w:r>
+              <w:rPr>
+                <w:sz w:val="16"/>
+                <w:b/>
+              </w:rPr>
+              <w:t xml:space="preserve">No.</w:t>
+            </w:r>
+          </w:p>
+        </w:tc>
+        <w:tc>
+          <w:tcPr>
+            <w:tcW w:w="2200" w:type="dxa"/>
+          </w:tcPr>
+          <w:p>
+            <w:pPr>
+              <w:spacing w:before="20" w:after="20"/>
+            </w:pPr>
+            <w:r>
+              <w:rPr>
+                <w:sz w:val="16"/>
+                <w:b/>
+              </w:rPr>
+              <w:t xml:space="preserve">Scientific name</w:t>
+            </w:r>
+          </w:p>
+        </w:tc>
+        <w:tc>
+          <w:tcPr>
+            <w:tcW w:w="2000" w:type="dxa"/>
+          </w:tcPr>
+          <w:p>
+            <w:pPr>
+              <w:spacing w:before="20" w:after="20"/>
+            </w:pPr>
+            <w:r>
+              <w:rPr>
+                <w:sz w:val="16"/>
+                <w:b/>
+              </w:rPr>
+              <w:t xml:space="preserve">Common name</w:t>
+            </w:r>
+          </w:p>
+        </w:tc>
+        <w:tc>
+          <w:tcPr>
+            <w:tcW w:w="900" w:type="dxa"/>
+          </w:tcPr>
+          <w:p>
+            <w:pPr>
+              <w:spacing w:before="20" w:after="20"/>
+            </w:pPr>
+            <w:r>
+              <w:rPr>
+                <w:sz w:val="16"/>
+                <w:b/>
+              </w:rPr>
+              <w:t xml:space="preserve">Group</w:t>
+            </w:r>
+          </w:p>
+        </w:tc>
+        <w:tc>
+          <w:tcPr>
+            <w:tcW w:w="900" w:type="dxa"/>
+          </w:tcPr>
+          <w:p>
+            <w:pPr>
+              <w:spacing w:before="20" w:after="20"/>
+            </w:pPr>
+            <w:r>
+              <w:rPr>
+                <w:sz w:val="16"/>
+                <w:b/>
+              </w:rPr>
+              <w:t xml:space="preserve">Records (n)</w:t>
+            </w:r>
+          </w:p>
+        </w:tc>
+        <w:tc>
+          <w:tcPr>
+            <w:tcW w:w="1000" w:type="dxa"/>
+          </w:tcPr>
+          <w:p>
+            <w:pPr>
+              <w:spacing w:before="20" w:after="20"/>
+            </w:pPr>
+            <w:r>
+              <w:rPr>
+                <w:sz w:val="16"/>
+                <w:b/>
+              </w:rPr>
+              <w:t xml:space="preserve">Unique sites</w:t>
+            </w:r>
+          </w:p>
+        </w:tc>
+        <w:tc>
+          <w:tcPr>
+            <w:tcW w:w="1000" w:type="dxa"/>
+          </w:tcPr>
+          <w:p>
+            <w:pPr>
+              <w:spacing w:before="20" w:after="20"/>
+            </w:pPr>
+            <w:r>
+              <w:rPr>
+                <w:sz w:val="16"/>
+                <w:b/>
+              </w:rPr>
+              <w:t xml:space="preserve">Map 3</w:t>
+            </w:r>
+          </w:p>
+        </w:tc>
+        <w:tc>
+          <w:tcPr>
+            <w:tcW w:w="1800" w:type="dxa"/>
+          </w:tcPr>
+          <w:p>
+            <w:pPr>
+              <w:spacing w:before="20" w:after="20"/>
+            </w:pPr>
+            <w:r>
+              <w:rPr>
+                <w:sz w:val="16"/>
+                <w:b/>
+              </w:rPr>
+              <w:t xml:space="preserve">Note</w:t>
+            </w:r>
+          </w:p>
+        </w:tc>
+      </w:tr>
+      <w:tr>
+        <w:tc>
+          <w:tcPr>
+            <w:tcW w:w="500" w:type="dxa"/>
+          </w:tcPr>
+          <w:p>
+            <w:pPr>
+              <w:spacing w:before="20" w:after="20"/>
+            </w:pPr>
+            <w:r>
+              <w:rPr>
+                <w:sz w:val="16"/>
+              </w:rPr>
+              <w:t xml:space="preserve">01</w:t>
+            </w:r>
+          </w:p>
+        </w:tc>
+        <w:tc>
+          <w:tcPr>
+            <w:tcW w:w="2200" w:type="dxa"/>
+          </w:tcPr>
+          <w:p>
+            <w:pPr>
+              <w:spacing w:before="20" w:after="20"/>
+            </w:pPr>
+            <w:r>
+              <w:rPr>
+                <w:sz w:val="16"/>
+                <w:i/>
+              </w:rPr>
+              <w:t xml:space="preserve">Echymipera kalubu</w:t>
+            </w:r>
+          </w:p>
+        </w:tc>
+        <w:tc>
+          <w:tcPr>
+            <w:tcW w:w="2000" w:type="dxa"/>
+          </w:tcPr>
+          <w:p>
+            <w:pPr>
+              <w:spacing w:before="20" w:after="20"/>
+            </w:pPr>
+            <w:r>
+              <w:rPr>
+                <w:sz w:val="16"/>
+              </w:rPr>
+              <w:t xml:space="preserve">Common Spiny Bandicoot</w:t>
+            </w:r>
+          </w:p>
+        </w:tc>
+        <w:tc>
+          <w:tcPr>
+            <w:tcW w:w="900" w:type="dxa"/>
+          </w:tcPr>
+          <w:p>
+            <w:pPr>
+              <w:spacing w:before="20" w:after="20"/>
+            </w:pPr>
+            <w:r>
+              <w:rPr>
+                <w:sz w:val="16"/>
+              </w:rPr>
+              <w:t xml:space="preserve">Mammal</w:t>
+            </w:r>
+          </w:p>
+        </w:tc>
+        <w:tc>
+          <w:tcPr>
+            <w:tcW w:w="900" w:type="dxa"/>
+          </w:tcPr>
+          <w:p>
+            <w:pPr>
+              <w:spacing w:before="20" w:after="20"/>
+            </w:pPr>
+            <w:r>
+              <w:rPr>
+                <w:sz w:val="16"/>
+              </w:rPr>
+              <w:t xml:space="preserve">88</w:t>
+            </w:r>
+          </w:p>
+        </w:tc>
+        <w:tc>
+          <w:tcPr>
+            <w:tcW w:w="1000" w:type="dxa"/>
+          </w:tcPr>
+          <w:p>
+            <w:pPr>
+              <w:spacing w:before="20" w:after="20"/>
+            </w:pPr>
+            <w:r>
+              <w:rPr>
+                <w:sz w:val="16"/>
+              </w:rPr>
+              <w:t xml:space="preserve">40</w:t>
+            </w:r>
+          </w:p>
+        </w:tc>
+        <w:tc>
+          <w:tcPr>
+            <w:tcW w:w="1000" w:type="dxa"/>
+          </w:tcPr>
+          <w:p>
+            <w:pPr>
+              <w:spacing w:before="20" w:after="20"/>
+            </w:pPr>
+            <w:r>
+              <w:rPr>
+                <w:sz w:val="16"/>
+              </w:rPr>
+              <w:t xml:space="preserve">Standard</w:t>
+            </w:r>
+          </w:p>
+        </w:tc>
+        <w:tc>
+          <w:tcPr>
+            <w:tcW w:w="1800" w:type="dxa"/>
+          </w:tcPr>
+          <w:p>
+            <w:pPr>
+              <w:spacing w:before="20" w:after="20"/>
+            </w:pPr>
+            <w:r>
+              <w:rPr>
+                <w:sz w:val="16"/>
+              </w:rPr>
+              <w:t xml:space="preserve"/>
+            </w:r>
+          </w:p>
+        </w:tc>
+      </w:tr>
+      <w:tr>
+        <w:tc>
+          <w:tcPr>
+            <w:tcW w:w="500" w:type="dxa"/>
+          </w:tcPr>
+          <w:p>
+            <w:pPr>
+              <w:spacing w:before="20" w:after="20"/>
+            </w:pPr>
+            <w:r>
+              <w:rPr>
+                <w:sz w:val="16"/>
+              </w:rPr>
+              <w:t xml:space="preserve">02</w:t>
+            </w:r>
+          </w:p>
+        </w:tc>
+        <w:tc>
+          <w:tcPr>
+            <w:tcW w:w="2200" w:type="dxa"/>
+          </w:tcPr>
+          <w:p>
+            <w:pPr>
+              <w:spacing w:before="20" w:after="20"/>
+            </w:pPr>
+            <w:r>
+              <w:rPr>
+                <w:sz w:val="16"/>
+                <w:i/>
+              </w:rPr>
+              <w:t xml:space="preserve">Echymipera rufescens</w:t>
+            </w:r>
+          </w:p>
+        </w:tc>
+        <w:tc>
+          <w:tcPr>
+            <w:tcW w:w="2000" w:type="dxa"/>
+          </w:tcPr>
+          <w:p>
+            <w:pPr>
+              <w:spacing w:before="20" w:after="20"/>
+            </w:pPr>
+            <w:r>
+              <w:rPr>
+                <w:sz w:val="16"/>
+              </w:rPr>
+              <w:t xml:space="preserve">Long-nosed Spiny Bandicoot</w:t>
+            </w:r>
+          </w:p>
+        </w:tc>
+        <w:tc>
+          <w:tcPr>
+            <w:tcW w:w="900" w:type="dxa"/>
+          </w:tcPr>
+          <w:p>
+            <w:pPr>
+              <w:spacing w:before="20" w:after="20"/>
+            </w:pPr>
+            <w:r>
+              <w:rPr>
+                <w:sz w:val="16"/>
+              </w:rPr>
+              <w:t xml:space="preserve">Mammal</w:t>
+            </w:r>
+          </w:p>
+        </w:tc>
+        <w:tc>
+          <w:tcPr>
+            <w:tcW w:w="900" w:type="dxa"/>
+          </w:tcPr>
+          <w:p>
+            <w:pPr>
+              <w:spacing w:before="20" w:after="20"/>
+            </w:pPr>
+            <w:r>
+              <w:rPr>
+                <w:sz w:val="16"/>
+              </w:rPr>
+              <w:t xml:space="preserve">74</w:t>
+            </w:r>
+          </w:p>
+        </w:tc>
+        <w:tc>
+          <w:tcPr>
+            <w:tcW w:w="1000" w:type="dxa"/>
+          </w:tcPr>
+          <w:p>
+            <w:pPr>
+              <w:spacing w:before="20" w:after="20"/>
+            </w:pPr>
+            <w:r>
+              <w:rPr>
+                <w:sz w:val="16"/>
+              </w:rPr>
+              <w:t xml:space="preserve">27</w:t>
+            </w:r>
+          </w:p>
+        </w:tc>
+        <w:tc>
+          <w:tcPr>
+            <w:tcW w:w="1000" w:type="dxa"/>
+          </w:tcPr>
+          <w:p>
+            <w:pPr>
+              <w:spacing w:before="20" w:after="20"/>
+            </w:pPr>
+            <w:r>
+              <w:rPr>
+                <w:sz w:val="16"/>
+              </w:rPr>
+              <w:t xml:space="preserve">Exploratory</w:t>
+            </w:r>
+          </w:p>
+        </w:tc>
+        <w:tc>
+          <w:tcPr>
+            <w:tcW w:w="1800" w:type="dxa"/>
+          </w:tcPr>
+          <w:p>
+            <w:pPr>
+              <w:spacing w:before="20" w:after="20"/>
+            </w:pPr>
+            <w:r>
+              <w:rPr>
+                <w:sz w:val="16"/>
+              </w:rPr>
+              <w:t xml:space="preserve">Map 3 exploratory (unique sites below 30)</w:t>
+            </w:r>
+          </w:p>
+        </w:tc>
+      </w:tr>
+      <w:tr>
+        <w:tc>
+          <w:tcPr>
+            <w:tcW w:w="500" w:type="dxa"/>
+          </w:tcPr>
+          <w:p>
+            <w:pPr>
+              <w:spacing w:before="20" w:after="20"/>
+            </w:pPr>
+            <w:r>
+              <w:rPr>
+                <w:sz w:val="16"/>
+              </w:rPr>
+              <w:t xml:space="preserve">03</w:t>
+            </w:r>
+          </w:p>
+        </w:tc>
+        <w:tc>
+          <w:tcPr>
+            <w:tcW w:w="2200" w:type="dxa"/>
+          </w:tcPr>
+          <w:p>
+            <w:pPr>
+              <w:spacing w:before="20" w:after="20"/>
+            </w:pPr>
+            <w:r>
+              <w:rPr>
+                <w:sz w:val="16"/>
+                <w:i/>
+              </w:rPr>
+              <w:t xml:space="preserve">Casuarius bennetti</w:t>
+            </w:r>
+          </w:p>
+        </w:tc>
+        <w:tc>
+          <w:tcPr>
+            <w:tcW w:w="2000" w:type="dxa"/>
+          </w:tcPr>
+          <w:p>
+            <w:pPr>
+              <w:spacing w:before="20" w:after="20"/>
+            </w:pPr>
+            <w:r>
+              <w:rPr>
+                <w:sz w:val="16"/>
+              </w:rPr>
+              <w:t xml:space="preserve">Dwarf Cassowary</w:t>
+            </w:r>
+          </w:p>
+        </w:tc>
+        <w:tc>
+          <w:tcPr>
+            <w:tcW w:w="900" w:type="dxa"/>
+          </w:tcPr>
+          <w:p>
+            <w:pPr>
+              <w:spacing w:before="20" w:after="20"/>
+            </w:pPr>
+            <w:r>
+              <w:rPr>
+                <w:sz w:val="16"/>
+              </w:rPr>
+              <w:t xml:space="preserve">Bird</w:t>
+            </w:r>
+          </w:p>
+        </w:tc>
+        <w:tc>
+          <w:tcPr>
+            <w:tcW w:w="900" w:type="dxa"/>
+          </w:tcPr>
+          <w:p>
+            <w:pPr>
+              <w:spacing w:before="20" w:after="20"/>
+            </w:pPr>
+            <w:r>
+              <w:rPr>
+                <w:sz w:val="16"/>
+              </w:rPr>
+              <w:t xml:space="preserve">128</w:t>
+            </w:r>
+          </w:p>
+        </w:tc>
+        <w:tc>
+          <w:tcPr>
+            <w:tcW w:w="1000" w:type="dxa"/>
+          </w:tcPr>
+          <w:p>
+            <w:pPr>
+              <w:spacing w:before="20" w:after="20"/>
+            </w:pPr>
+            <w:r>
+              <w:rPr>
+                <w:sz w:val="16"/>
+              </w:rPr>
+              <w:t xml:space="preserve">67</w:t>
+            </w:r>
+          </w:p>
+        </w:tc>
+        <w:tc>
+          <w:tcPr>
+            <w:tcW w:w="1000" w:type="dxa"/>
+          </w:tcPr>
+          <w:p>
+            <w:pPr>
+              <w:spacing w:before="20" w:after="20"/>
+            </w:pPr>
+            <w:r>
+              <w:rPr>
+                <w:sz w:val="16"/>
+              </w:rPr>
+              <w:t xml:space="preserve">Standard</w:t>
+            </w:r>
+          </w:p>
+        </w:tc>
+        <w:tc>
+          <w:tcPr>
+            <w:tcW w:w="1800" w:type="dxa"/>
+          </w:tcPr>
+          <w:p>
+            <w:pPr>
+              <w:spacing w:before="20" w:after="20"/>
+            </w:pPr>
+            <w:r>
+              <w:rPr>
+                <w:sz w:val="16"/>
+              </w:rPr>
+              <w:t xml:space="preserve"/>
+            </w:r>
+          </w:p>
+        </w:tc>
+      </w:tr>
+      <w:tr>
+        <w:tc>
+          <w:tcPr>
+            <w:tcW w:w="500" w:type="dxa"/>
+          </w:tcPr>
+          <w:p>
+            <w:pPr>
+              <w:spacing w:before="20" w:after="20"/>
+            </w:pPr>
+            <w:r>
+              <w:rPr>
+                <w:sz w:val="16"/>
+              </w:rPr>
+              <w:t xml:space="preserve">04</w:t>
+            </w:r>
+          </w:p>
+        </w:tc>
+        <w:tc>
+          <w:tcPr>
+            <w:tcW w:w="2200" w:type="dxa"/>
+          </w:tcPr>
+          <w:p>
+            <w:pPr>
+              <w:spacing w:before="20" w:after="20"/>
+            </w:pPr>
+            <w:r>
+              <w:rPr>
+                <w:sz w:val="16"/>
+                <w:i/>
+              </w:rPr>
+              <w:t xml:space="preserve">Casuarius unappendiculatus</w:t>
+            </w:r>
+          </w:p>
+        </w:tc>
+        <w:tc>
+          <w:tcPr>
+            <w:tcW w:w="2000" w:type="dxa"/>
+          </w:tcPr>
+          <w:p>
+            <w:pPr>
+              <w:spacing w:before="20" w:after="20"/>
+            </w:pPr>
+            <w:r>
+              <w:rPr>
+                <w:sz w:val="16"/>
+              </w:rPr>
+              <w:t xml:space="preserve">Northern Cassowary</w:t>
+            </w:r>
+          </w:p>
+        </w:tc>
+        <w:tc>
+          <w:tcPr>
+            <w:tcW w:w="900" w:type="dxa"/>
+          </w:tcPr>
+          <w:p>
+            <w:pPr>
+              <w:spacing w:before="20" w:after="20"/>
+            </w:pPr>
+            <w:r>
+              <w:rPr>
+                <w:sz w:val="16"/>
+              </w:rPr>
+              <w:t xml:space="preserve">Bird</w:t>
+            </w:r>
+          </w:p>
+        </w:tc>
+        <w:tc>
+          <w:tcPr>
+            <w:tcW w:w="900" w:type="dxa"/>
+          </w:tcPr>
+          <w:p>
+            <w:pPr>
+              <w:spacing w:before="20" w:after="20"/>
+            </w:pPr>
+            <w:r>
+              <w:rPr>
+                <w:sz w:val="16"/>
+              </w:rPr>
+              <w:t xml:space="preserve">60</w:t>
+            </w:r>
+          </w:p>
+        </w:tc>
+        <w:tc>
+          <w:tcPr>
+            <w:tcW w:w="1000" w:type="dxa"/>
+          </w:tcPr>
+          <w:p>
+            <w:pPr>
+              <w:spacing w:before="20" w:after="20"/>
+            </w:pPr>
+            <w:r>
+              <w:rPr>
+                <w:sz w:val="16"/>
+              </w:rPr>
+              <w:t xml:space="preserve">30</w:t>
+            </w:r>
+          </w:p>
+        </w:tc>
+        <w:tc>
+          <w:tcPr>
+            <w:tcW w:w="1000" w:type="dxa"/>
+          </w:tcPr>
+          <w:p>
+            <w:pPr>
+              <w:spacing w:before="20" w:after="20"/>
+            </w:pPr>
+            <w:r>
+              <w:rPr>
+                <w:sz w:val="16"/>
+              </w:rPr>
+              <w:t xml:space="preserve">Standard</w:t>
+            </w:r>
+          </w:p>
+        </w:tc>
+        <w:tc>
+          <w:tcPr>
+            <w:tcW w:w="1800" w:type="dxa"/>
+          </w:tcPr>
+          <w:p>
+            <w:pPr>
+              <w:spacing w:before="20" w:after="20"/>
+            </w:pPr>
+            <w:r>
+              <w:rPr>
+                <w:sz w:val="16"/>
+              </w:rPr>
+              <w:t xml:space="preserve"/>
+            </w:r>
+          </w:p>
+        </w:tc>
+      </w:tr>
+      <w:tr>
+        <w:tc>
+          <w:tcPr>
+            <w:tcW w:w="500" w:type="dxa"/>
+          </w:tcPr>
+          <w:p>
+            <w:pPr>
+              <w:spacing w:before="20" w:after="20"/>
+            </w:pPr>
+            <w:r>
+              <w:rPr>
+                <w:sz w:val="16"/>
+              </w:rPr>
+              <w:t xml:space="preserve">05</w:t>
+            </w:r>
+          </w:p>
+        </w:tc>
+        <w:tc>
+          <w:tcPr>
+            <w:tcW w:w="2200" w:type="dxa"/>
+          </w:tcPr>
+          <w:p>
+            <w:pPr>
+              <w:spacing w:before="20" w:after="20"/>
+            </w:pPr>
+            <w:r>
+              <w:rPr>
+                <w:sz w:val="16"/>
+                <w:i/>
+              </w:rPr>
+              <w:t xml:space="preserve">Goura victoria</w:t>
+            </w:r>
+          </w:p>
+        </w:tc>
+        <w:tc>
+          <w:tcPr>
+            <w:tcW w:w="2000" w:type="dxa"/>
+          </w:tcPr>
+          <w:p>
+            <w:pPr>
+              <w:spacing w:before="20" w:after="20"/>
+            </w:pPr>
+            <w:r>
+              <w:rPr>
+                <w:sz w:val="16"/>
+              </w:rPr>
+              <w:t xml:space="preserve">Victoria Crowned Pigeon</w:t>
+            </w:r>
+          </w:p>
+        </w:tc>
+        <w:tc>
+          <w:tcPr>
+            <w:tcW w:w="900" w:type="dxa"/>
+          </w:tcPr>
+          <w:p>
+            <w:pPr>
+              <w:spacing w:before="20" w:after="20"/>
+            </w:pPr>
+            <w:r>
+              <w:rPr>
+                <w:sz w:val="16"/>
+              </w:rPr>
+              <w:t xml:space="preserve">Bird</w:t>
+            </w:r>
+          </w:p>
+        </w:tc>
+        <w:tc>
+          <w:tcPr>
+            <w:tcW w:w="900" w:type="dxa"/>
+          </w:tcPr>
+          <w:p>
+            <w:pPr>
+              <w:spacing w:before="20" w:after="20"/>
+            </w:pPr>
+            <w:r>
+              <w:rPr>
+                <w:sz w:val="16"/>
+              </w:rPr>
+              <w:t xml:space="preserve">112</w:t>
+            </w:r>
+          </w:p>
+        </w:tc>
+        <w:tc>
+          <w:tcPr>
+            <w:tcW w:w="1000" w:type="dxa"/>
+          </w:tcPr>
+          <w:p>
+            <w:pPr>
+              <w:spacing w:before="20" w:after="20"/>
+            </w:pPr>
+            <w:r>
+              <w:rPr>
+                <w:sz w:val="16"/>
+              </w:rPr>
+              <w:t xml:space="preserve">74</w:t>
+            </w:r>
+          </w:p>
+        </w:tc>
+        <w:tc>
+          <w:tcPr>
+            <w:tcW w:w="1000" w:type="dxa"/>
+          </w:tcPr>
+          <w:p>
+            <w:pPr>
+              <w:spacing w:before="20" w:after="20"/>
+            </w:pPr>
+            <w:r>
+              <w:rPr>
+                <w:sz w:val="16"/>
+              </w:rPr>
+              <w:t xml:space="preserve">Standard</w:t>
+            </w:r>
+          </w:p>
+        </w:tc>
+        <w:tc>
+          <w:tcPr>
+            <w:tcW w:w="1800" w:type="dxa"/>
+          </w:tcPr>
+          <w:p>
+            <w:pPr>
+              <w:spacing w:before="20" w:after="20"/>
+            </w:pPr>
+            <w:r>
+              <w:rPr>
+                <w:sz w:val="16"/>
+              </w:rPr>
+              <w:t xml:space="preserve"/>
+            </w:r>
+          </w:p>
+        </w:tc>
+      </w:tr>
+      <w:tr>
+        <w:tc>
+          <w:tcPr>
+            <w:tcW w:w="500" w:type="dxa"/>
+          </w:tcPr>
+          <w:p>
+            <w:pPr>
+              <w:spacing w:before="20" w:after="20"/>
+            </w:pPr>
+            <w:r>
+              <w:rPr>
+                <w:sz w:val="16"/>
+              </w:rPr>
+              <w:t xml:space="preserve">06</w:t>
+            </w:r>
+          </w:p>
+        </w:tc>
+        <w:tc>
+          <w:tcPr>
+            <w:tcW w:w="2200" w:type="dxa"/>
+          </w:tcPr>
+          <w:p>
+            <w:pPr>
+              <w:spacing w:before="20" w:after="20"/>
+            </w:pPr>
+            <w:r>
+              <w:rPr>
+                <w:sz w:val="16"/>
+                <w:i/>
+              </w:rPr>
+              <w:t xml:space="preserve">Psittrichas fulgidus</w:t>
+            </w:r>
+          </w:p>
+        </w:tc>
+        <w:tc>
+          <w:tcPr>
+            <w:tcW w:w="2000" w:type="dxa"/>
+          </w:tcPr>
+          <w:p>
+            <w:pPr>
+              <w:spacing w:before="20" w:after="20"/>
+            </w:pPr>
+            <w:r>
+              <w:rPr>
+                <w:sz w:val="16"/>
+              </w:rPr>
+              <w:t xml:space="preserve">Pesquet's Parrot</w:t>
+            </w:r>
+          </w:p>
+        </w:tc>
+        <w:tc>
+          <w:tcPr>
+            <w:tcW w:w="900" w:type="dxa"/>
+          </w:tcPr>
+          <w:p>
+            <w:pPr>
+              <w:spacing w:before="20" w:after="20"/>
+            </w:pPr>
+            <w:r>
+              <w:rPr>
+                <w:sz w:val="16"/>
+              </w:rPr>
+              <w:t xml:space="preserve">Bird</w:t>
+            </w:r>
+          </w:p>
+        </w:tc>
+        <w:tc>
+          <w:tcPr>
+            <w:tcW w:w="900" w:type="dxa"/>
+          </w:tcPr>
+          <w:p>
+            <w:pPr>
+              <w:spacing w:before="20" w:after="20"/>
+            </w:pPr>
+            <w:r>
+              <w:rPr>
+                <w:sz w:val="16"/>
+              </w:rPr>
+              <w:t xml:space="preserve">928</w:t>
+            </w:r>
+          </w:p>
+        </w:tc>
+        <w:tc>
+          <w:tcPr>
+            <w:tcW w:w="1000" w:type="dxa"/>
+          </w:tcPr>
+          <w:p>
+            <w:pPr>
+              <w:spacing w:before="20" w:after="20"/>
+            </w:pPr>
+            <w:r>
+              <w:rPr>
+                <w:sz w:val="16"/>
+              </w:rPr>
+              <w:t xml:space="preserve">255</w:t>
+            </w:r>
+          </w:p>
+        </w:tc>
+        <w:tc>
+          <w:tcPr>
+            <w:tcW w:w="1000" w:type="dxa"/>
+          </w:tcPr>
+          <w:p>
+            <w:pPr>
+              <w:spacing w:before="20" w:after="20"/>
+            </w:pPr>
+            <w:r>
+              <w:rPr>
+                <w:sz w:val="16"/>
+              </w:rPr>
+              <w:t xml:space="preserve">Standard</w:t>
+            </w:r>
+          </w:p>
+        </w:tc>
+        <w:tc>
+          <w:tcPr>
+            <w:tcW w:w="1800" w:type="dxa"/>
+          </w:tcPr>
+          <w:p>
+            <w:pPr>
+              <w:spacing w:before="20" w:after="20"/>
+            </w:pPr>
+            <w:r>
+              <w:rPr>
+                <w:sz w:val="16"/>
+              </w:rPr>
+              <w:t xml:space="preserve"/>
+            </w:r>
+          </w:p>
+        </w:tc>
+      </w:tr>
+      <w:tr>
+        <w:tc>
+          <w:tcPr>
+            <w:tcW w:w="500" w:type="dxa"/>
+          </w:tcPr>
+          <w:p>
+            <w:pPr>
+              <w:spacing w:before="20" w:after="20"/>
+            </w:pPr>
+            <w:r>
+              <w:rPr>
+                <w:sz w:val="16"/>
+              </w:rPr>
+              <w:t xml:space="preserve">07</w:t>
+            </w:r>
+          </w:p>
+        </w:tc>
+        <w:tc>
+          <w:tcPr>
+            <w:tcW w:w="2200" w:type="dxa"/>
+          </w:tcPr>
+          <w:p>
+            <w:pPr>
+              <w:spacing w:before="20" w:after="20"/>
+            </w:pPr>
+            <w:r>
+              <w:rPr>
+                <w:sz w:val="16"/>
+                <w:i/>
+              </w:rPr>
+              <w:t xml:space="preserve">Probosciger aterrimus</w:t>
+            </w:r>
+          </w:p>
+        </w:tc>
+        <w:tc>
+          <w:tcPr>
+            <w:tcW w:w="2000" w:type="dxa"/>
+          </w:tcPr>
+          <w:p>
+            <w:pPr>
+              <w:spacing w:before="20" w:after="20"/>
+            </w:pPr>
+            <w:r>
+              <w:rPr>
+                <w:sz w:val="16"/>
+              </w:rPr>
+              <w:t xml:space="preserve">Palm Cockatoo</w:t>
+            </w:r>
+          </w:p>
+        </w:tc>
+        <w:tc>
+          <w:tcPr>
+            <w:tcW w:w="900" w:type="dxa"/>
+          </w:tcPr>
+          <w:p>
+            <w:pPr>
+              <w:spacing w:before="20" w:after="20"/>
+            </w:pPr>
+            <w:r>
+              <w:rPr>
+                <w:sz w:val="16"/>
+              </w:rPr>
+              <w:t xml:space="preserve">Bird</w:t>
+            </w:r>
+          </w:p>
+        </w:tc>
+        <w:tc>
+          <w:tcPr>
+            <w:tcW w:w="900" w:type="dxa"/>
+          </w:tcPr>
+          <w:p>
+            <w:pPr>
+              <w:spacing w:before="20" w:after="20"/>
+            </w:pPr>
+            <w:r>
+              <w:rPr>
+                <w:sz w:val="16"/>
+              </w:rPr>
+              <w:t xml:space="preserve">1000</w:t>
+            </w:r>
+          </w:p>
+        </w:tc>
+        <w:tc>
+          <w:tcPr>
+            <w:tcW w:w="1000" w:type="dxa"/>
+          </w:tcPr>
+          <w:p>
+            <w:pPr>
+              <w:spacing w:before="20" w:after="20"/>
+            </w:pPr>
+            <w:r>
+              <w:rPr>
+                <w:sz w:val="16"/>
+              </w:rPr>
+              <w:t xml:space="preserve">242</w:t>
+            </w:r>
+          </w:p>
+        </w:tc>
+        <w:tc>
+          <w:tcPr>
+            <w:tcW w:w="1000" w:type="dxa"/>
+          </w:tcPr>
+          <w:p>
+            <w:pPr>
+              <w:spacing w:before="20" w:after="20"/>
+            </w:pPr>
+            <w:r>
+              <w:rPr>
+                <w:sz w:val="16"/>
+              </w:rPr>
+              <w:t xml:space="preserve">Standard</w:t>
+            </w:r>
+          </w:p>
+        </w:tc>
+        <w:tc>
+          <w:tcPr>
+            <w:tcW w:w="1800" w:type="dxa"/>
+          </w:tcPr>
+          <w:p>
+            <w:pPr>
+              <w:spacing w:before="20" w:after="20"/>
+            </w:pPr>
+            <w:r>
+              <w:rPr>
+                <w:sz w:val="16"/>
+              </w:rPr>
+              <w:t xml:space="preserve">Capped at 1000 GBIF rows</w:t>
+            </w:r>
+          </w:p>
+        </w:tc>
+      </w:tr>
+      <w:tr>
+        <w:tc>
+          <w:tcPr>
+            <w:tcW w:w="500" w:type="dxa"/>
+          </w:tcPr>
+          <w:p>
+            <w:pPr>
+              <w:spacing w:before="20" w:after="20"/>
+            </w:pPr>
+            <w:r>
+              <w:rPr>
+                <w:sz w:val="16"/>
+              </w:rPr>
+              <w:t xml:space="preserve">08</w:t>
+            </w:r>
+          </w:p>
+        </w:tc>
+        <w:tc>
+          <w:tcPr>
+            <w:tcW w:w="2200" w:type="dxa"/>
+          </w:tcPr>
+          <w:p>
+            <w:pPr>
+              <w:spacing w:before="20" w:after="20"/>
+            </w:pPr>
+            <w:r>
+              <w:rPr>
+                <w:sz w:val="16"/>
+                <w:i/>
+              </w:rPr>
+              <w:t xml:space="preserve">Paradisaea minor</w:t>
+            </w:r>
+          </w:p>
+        </w:tc>
+        <w:tc>
+          <w:tcPr>
+            <w:tcW w:w="2000" w:type="dxa"/>
+          </w:tcPr>
+          <w:p>
+            <w:pPr>
+              <w:spacing w:before="20" w:after="20"/>
+            </w:pPr>
+            <w:r>
+              <w:rPr>
+                <w:sz w:val="16"/>
+              </w:rPr>
+              <w:t xml:space="preserve">Lesser Bird-of-paradise</w:t>
+            </w:r>
+          </w:p>
+        </w:tc>
+        <w:tc>
+          <w:tcPr>
+            <w:tcW w:w="900" w:type="dxa"/>
+          </w:tcPr>
+          <w:p>
+            <w:pPr>
+              <w:spacing w:before="20" w:after="20"/>
+            </w:pPr>
+            <w:r>
+              <w:rPr>
+                <w:sz w:val="16"/>
+              </w:rPr>
+              <w:t xml:space="preserve">Bird</w:t>
+            </w:r>
+          </w:p>
+        </w:tc>
+        <w:tc>
+          <w:tcPr>
+            <w:tcW w:w="900" w:type="dxa"/>
+          </w:tcPr>
+          <w:p>
+            <w:pPr>
+              <w:spacing w:before="20" w:after="20"/>
+            </w:pPr>
+            <w:r>
+              <w:rPr>
+                <w:sz w:val="16"/>
+              </w:rPr>
+              <w:t xml:space="preserve">1000</w:t>
+            </w:r>
+          </w:p>
+        </w:tc>
+        <w:tc>
+          <w:tcPr>
+            <w:tcW w:w="1000" w:type="dxa"/>
+          </w:tcPr>
+          <w:p>
+            <w:pPr>
+              <w:spacing w:before="20" w:after="20"/>
+            </w:pPr>
+            <w:r>
+              <w:rPr>
+                <w:sz w:val="16"/>
+              </w:rPr>
+              <w:t xml:space="preserve">261</w:t>
+            </w:r>
+          </w:p>
+        </w:tc>
+        <w:tc>
+          <w:tcPr>
+            <w:tcW w:w="1000" w:type="dxa"/>
+          </w:tcPr>
+          <w:p>
+            <w:pPr>
+              <w:spacing w:before="20" w:after="20"/>
+            </w:pPr>
+            <w:r>
+              <w:rPr>
+                <w:sz w:val="16"/>
+              </w:rPr>
+              <w:t xml:space="preserve">Standard</w:t>
+            </w:r>
+          </w:p>
+        </w:tc>
+        <w:tc>
+          <w:tcPr>
+            <w:tcW w:w="1800" w:type="dxa"/>
+          </w:tcPr>
+          <w:p>
+            <w:pPr>
+              <w:spacing w:before="20" w:after="20"/>
+            </w:pPr>
+            <w:r>
+              <w:rPr>
+                <w:sz w:val="16"/>
+              </w:rPr>
+              <w:t xml:space="preserve">Capped at 1000 GBIF rows</w:t>
+            </w:r>
+          </w:p>
+        </w:tc>
+      </w:tr>
+      <w:tr>
+        <w:tc>
+          <w:tcPr>
+            <w:tcW w:w="500" w:type="dxa"/>
+          </w:tcPr>
+          <w:p>
+            <w:pPr>
+              <w:spacing w:before="20" w:after="20"/>
+            </w:pPr>
+            <w:r>
+              <w:rPr>
+                <w:sz w:val="16"/>
+              </w:rPr>
+              <w:t xml:space="preserve">09</w:t>
+            </w:r>
+          </w:p>
+        </w:tc>
+        <w:tc>
+          <w:tcPr>
+            <w:tcW w:w="2200" w:type="dxa"/>
+          </w:tcPr>
+          <w:p>
+            <w:pPr>
+              <w:spacing w:before="20" w:after="20"/>
+            </w:pPr>
+            <w:r>
+              <w:rPr>
+                <w:sz w:val="16"/>
+                <w:i/>
+              </w:rPr>
+              <w:t xml:space="preserve">Ptiloris magnificus</w:t>
+            </w:r>
+          </w:p>
+        </w:tc>
+        <w:tc>
+          <w:tcPr>
+            <w:tcW w:w="2000" w:type="dxa"/>
+          </w:tcPr>
+          <w:p>
+            <w:pPr>
+              <w:spacing w:before="20" w:after="20"/>
+            </w:pPr>
+            <w:r>
+              <w:rPr>
+                <w:sz w:val="16"/>
+              </w:rPr>
+              <w:t xml:space="preserve">Magnificent Riflebird</w:t>
+            </w:r>
+          </w:p>
+        </w:tc>
+        <w:tc>
+          <w:tcPr>
+            <w:tcW w:w="900" w:type="dxa"/>
+          </w:tcPr>
+          <w:p>
+            <w:pPr>
+              <w:spacing w:before="20" w:after="20"/>
+            </w:pPr>
+            <w:r>
+              <w:rPr>
+                <w:sz w:val="16"/>
+              </w:rPr>
+              <w:t xml:space="preserve">Bird</w:t>
+            </w:r>
+          </w:p>
+        </w:tc>
+        <w:tc>
+          <w:tcPr>
+            <w:tcW w:w="900" w:type="dxa"/>
+          </w:tcPr>
+          <w:p>
+            <w:pPr>
+              <w:spacing w:before="20" w:after="20"/>
+            </w:pPr>
+            <w:r>
+              <w:rPr>
+                <w:sz w:val="16"/>
+              </w:rPr>
+              <w:t xml:space="preserve">807</w:t>
+            </w:r>
+          </w:p>
+        </w:tc>
+        <w:tc>
+          <w:tcPr>
+            <w:tcW w:w="1000" w:type="dxa"/>
+          </w:tcPr>
+          <w:p>
+            <w:pPr>
+              <w:spacing w:before="20" w:after="20"/>
+            </w:pPr>
+            <w:r>
+              <w:rPr>
+                <w:sz w:val="16"/>
+              </w:rPr>
+              <w:t xml:space="preserve">217</w:t>
+            </w:r>
+          </w:p>
+        </w:tc>
+        <w:tc>
+          <w:tcPr>
+            <w:tcW w:w="1000" w:type="dxa"/>
+          </w:tcPr>
+          <w:p>
+            <w:pPr>
+              <w:spacing w:before="20" w:after="20"/>
+            </w:pPr>
+            <w:r>
+              <w:rPr>
+                <w:sz w:val="16"/>
+              </w:rPr>
+              <w:t xml:space="preserve">Standard</w:t>
+            </w:r>
+          </w:p>
+        </w:tc>
+        <w:tc>
+          <w:tcPr>
+            <w:tcW w:w="1800" w:type="dxa"/>
+          </w:tcPr>
+          <w:p>
+            <w:pPr>
+              <w:spacing w:before="20" w:after="20"/>
+            </w:pPr>
+            <w:r>
+              <w:rPr>
+                <w:sz w:val="16"/>
+              </w:rPr>
+              <w:t xml:space="preserve"/>
+            </w:r>
+          </w:p>
+        </w:tc>
+      </w:tr>
+      <w:tr>
+        <w:tc>
+          <w:tcPr>
+            <w:tcW w:w="500" w:type="dxa"/>
+          </w:tcPr>
+          <w:p>
+            <w:pPr>
+              <w:spacing w:before="20" w:after="20"/>
+            </w:pPr>
+            <w:r>
+              <w:rPr>
+                <w:sz w:val="16"/>
+              </w:rPr>
+              <w:t xml:space="preserve">10</w:t>
+            </w:r>
+          </w:p>
+        </w:tc>
+        <w:tc>
+          <w:tcPr>
+            <w:tcW w:w="2200" w:type="dxa"/>
+          </w:tcPr>
+          <w:p>
+            <w:pPr>
+              <w:spacing w:before="20" w:after="20"/>
+            </w:pPr>
+            <w:r>
+              <w:rPr>
+                <w:sz w:val="16"/>
+                <w:i/>
+              </w:rPr>
+              <w:t xml:space="preserve">Ailuroedus buccoides</w:t>
+            </w:r>
+          </w:p>
+        </w:tc>
+        <w:tc>
+          <w:tcPr>
+            <w:tcW w:w="2000" w:type="dxa"/>
+          </w:tcPr>
+          <w:p>
+            <w:pPr>
+              <w:spacing w:before="20" w:after="20"/>
+            </w:pPr>
+            <w:r>
+              <w:rPr>
+                <w:sz w:val="16"/>
+              </w:rPr>
+              <w:t xml:space="preserve">White-eared Catbird</w:t>
+            </w:r>
+          </w:p>
+        </w:tc>
+        <w:tc>
+          <w:tcPr>
+            <w:tcW w:w="900" w:type="dxa"/>
+          </w:tcPr>
+          <w:p>
+            <w:pPr>
+              <w:spacing w:before="20" w:after="20"/>
+            </w:pPr>
+            <w:r>
+              <w:rPr>
+                <w:sz w:val="16"/>
+              </w:rPr>
+              <w:t xml:space="preserve">Bird</w:t>
+            </w:r>
+          </w:p>
+        </w:tc>
+        <w:tc>
+          <w:tcPr>
+            <w:tcW w:w="900" w:type="dxa"/>
+          </w:tcPr>
+          <w:p>
+            <w:pPr>
+              <w:spacing w:before="20" w:after="20"/>
+            </w:pPr>
+            <w:r>
+              <w:rPr>
+                <w:sz w:val="16"/>
+              </w:rPr>
+              <w:t xml:space="preserve">39</w:t>
+            </w:r>
+          </w:p>
+        </w:tc>
+        <w:tc>
+          <w:tcPr>
+            <w:tcW w:w="1000" w:type="dxa"/>
+          </w:tcPr>
+          <w:p>
+            <w:pPr>
+              <w:spacing w:before="20" w:after="20"/>
+            </w:pPr>
+            <w:r>
+              <w:rPr>
+                <w:sz w:val="16"/>
+              </w:rPr>
+              <w:t xml:space="preserve">26</w:t>
+            </w:r>
+          </w:p>
+        </w:tc>
+        <w:tc>
+          <w:tcPr>
+            <w:tcW w:w="1000" w:type="dxa"/>
+          </w:tcPr>
+          <w:p>
+            <w:pPr>
+              <w:spacing w:before="20" w:after="20"/>
+            </w:pPr>
+            <w:r>
+              <w:rPr>
+                <w:sz w:val="16"/>
+              </w:rPr>
+              <w:t xml:space="preserve">Exploratory</w:t>
+            </w:r>
+          </w:p>
+        </w:tc>
+        <w:tc>
+          <w:tcPr>
+            <w:tcW w:w="1800" w:type="dxa"/>
+          </w:tcPr>
+          <w:p>
+            <w:pPr>
+              <w:spacing w:before="20" w:after="20"/>
+            </w:pPr>
+            <w:r>
+              <w:rPr>
+                <w:sz w:val="16"/>
+              </w:rPr>
+              <w:t xml:space="preserve">Map 3 exploratory (unique sites below 30)</w:t>
+            </w:r>
+          </w:p>
+        </w:tc>
+      </w:tr>
+      <w:tr>
+        <w:tc>
+          <w:tcPr>
+            <w:tcW w:w="500" w:type="dxa"/>
+          </w:tcPr>
+          <w:p>
+            <w:pPr>
+              <w:spacing w:before="20" w:after="20"/>
+            </w:pPr>
+            <w:r>
+              <w:rPr>
+                <w:sz w:val="16"/>
+              </w:rPr>
+              <w:t xml:space="preserve">11</w:t>
+            </w:r>
+          </w:p>
+        </w:tc>
+        <w:tc>
+          <w:tcPr>
+            <w:tcW w:w="2200" w:type="dxa"/>
+          </w:tcPr>
+          <w:p>
+            <w:pPr>
+              <w:spacing w:before="20" w:after="20"/>
+            </w:pPr>
+            <w:r>
+              <w:rPr>
+                <w:sz w:val="16"/>
+                <w:i/>
+              </w:rPr>
+              <w:t xml:space="preserve">Paradisaea raggiana</w:t>
+            </w:r>
+          </w:p>
+        </w:tc>
+        <w:tc>
+          <w:tcPr>
+            <w:tcW w:w="2000" w:type="dxa"/>
+          </w:tcPr>
+          <w:p>
+            <w:pPr>
+              <w:spacing w:before="20" w:after="20"/>
+            </w:pPr>
+            <w:r>
+              <w:rPr>
+                <w:sz w:val="16"/>
+              </w:rPr>
+              <w:t xml:space="preserve">Raggiana Bird-of-paradise</w:t>
+            </w:r>
+          </w:p>
+        </w:tc>
+        <w:tc>
+          <w:tcPr>
+            <w:tcW w:w="900" w:type="dxa"/>
+          </w:tcPr>
+          <w:p>
+            <w:pPr>
+              <w:spacing w:before="20" w:after="20"/>
+            </w:pPr>
+            <w:r>
+              <w:rPr>
+                <w:sz w:val="16"/>
+              </w:rPr>
+              <w:t xml:space="preserve">Bird</w:t>
+            </w:r>
+          </w:p>
+        </w:tc>
+        <w:tc>
+          <w:tcPr>
+            <w:tcW w:w="900" w:type="dxa"/>
+          </w:tcPr>
+          <w:p>
+            <w:pPr>
+              <w:spacing w:before="20" w:after="20"/>
+            </w:pPr>
+            <w:r>
+              <w:rPr>
+                <w:sz w:val="16"/>
+              </w:rPr>
+              <w:t xml:space="preserve">1000</w:t>
+            </w:r>
+          </w:p>
+        </w:tc>
+        <w:tc>
+          <w:tcPr>
+            <w:tcW w:w="1000" w:type="dxa"/>
+          </w:tcPr>
+          <w:p>
+            <w:pPr>
+              <w:spacing w:before="20" w:after="20"/>
+            </w:pPr>
+            <w:r>
+              <w:rPr>
+                <w:sz w:val="16"/>
+              </w:rPr>
+              <w:t xml:space="preserve">182</w:t>
+            </w:r>
+          </w:p>
+        </w:tc>
+        <w:tc>
+          <w:tcPr>
+            <w:tcW w:w="1000" w:type="dxa"/>
+          </w:tcPr>
+          <w:p>
+            <w:pPr>
+              <w:spacing w:before="20" w:after="20"/>
+            </w:pPr>
+            <w:r>
+              <w:rPr>
+                <w:sz w:val="16"/>
+              </w:rPr>
+              <w:t xml:space="preserve">Standard</w:t>
+            </w:r>
+          </w:p>
+        </w:tc>
+        <w:tc>
+          <w:tcPr>
+            <w:tcW w:w="1800" w:type="dxa"/>
+          </w:tcPr>
+          <w:p>
+            <w:pPr>
+              <w:spacing w:before="20" w:after="20"/>
+            </w:pPr>
+            <w:r>
+              <w:rPr>
+                <w:sz w:val="16"/>
+              </w:rPr>
+              <w:t xml:space="preserve">Capped at 1000 GBIF rows</w:t>
+            </w:r>
+          </w:p>
+        </w:tc>
+      </w:tr>
+      <w:tr>
+        <w:tc>
+          <w:tcPr>
+            <w:tcW w:w="500" w:type="dxa"/>
+          </w:tcPr>
+          <w:p>
+            <w:pPr>
+              <w:spacing w:before="20" w:after="20"/>
+            </w:pPr>
+            <w:r>
+              <w:rPr>
+                <w:sz w:val="16"/>
+              </w:rPr>
+              <w:t xml:space="preserve">12</w:t>
+            </w:r>
+          </w:p>
+        </w:tc>
+        <w:tc>
+          <w:tcPr>
+            <w:tcW w:w="2200" w:type="dxa"/>
+          </w:tcPr>
+          <w:p>
+            <w:pPr>
+              <w:spacing w:before="20" w:after="20"/>
+            </w:pPr>
+            <w:r>
+              <w:rPr>
+                <w:sz w:val="16"/>
+                <w:i/>
+              </w:rPr>
+              <w:t xml:space="preserve">Astrapia stephaniae</w:t>
+            </w:r>
+          </w:p>
+        </w:tc>
+        <w:tc>
+          <w:tcPr>
+            <w:tcW w:w="2000" w:type="dxa"/>
+          </w:tcPr>
+          <w:p>
+            <w:pPr>
+              <w:spacing w:before="20" w:after="20"/>
+            </w:pPr>
+            <w:r>
+              <w:rPr>
+                <w:sz w:val="16"/>
+              </w:rPr>
+              <w:t xml:space="preserve">Stephanie's Astrapia</w:t>
+            </w:r>
+          </w:p>
+        </w:tc>
+        <w:tc>
+          <w:tcPr>
+            <w:tcW w:w="900" w:type="dxa"/>
+          </w:tcPr>
+          <w:p>
+            <w:pPr>
+              <w:spacing w:before="20" w:after="20"/>
+            </w:pPr>
+            <w:r>
+              <w:rPr>
+                <w:sz w:val="16"/>
+              </w:rPr>
+              <w:t xml:space="preserve">Bird</w:t>
+            </w:r>
+          </w:p>
+        </w:tc>
+        <w:tc>
+          <w:tcPr>
+            <w:tcW w:w="900" w:type="dxa"/>
+          </w:tcPr>
+          <w:p>
+            <w:pPr>
+              <w:spacing w:before="20" w:after="20"/>
+            </w:pPr>
+            <w:r>
+              <w:rPr>
+                <w:sz w:val="16"/>
+              </w:rPr>
+              <w:t xml:space="preserve">1000</w:t>
+            </w:r>
+          </w:p>
+        </w:tc>
+        <w:tc>
+          <w:tcPr>
+            <w:tcW w:w="1000" w:type="dxa"/>
+          </w:tcPr>
+          <w:p>
+            <w:pPr>
+              <w:spacing w:before="20" w:after="20"/>
+            </w:pPr>
+            <w:r>
+              <w:rPr>
+                <w:sz w:val="16"/>
+              </w:rPr>
+              <w:t xml:space="preserve">118</w:t>
+            </w:r>
+          </w:p>
+        </w:tc>
+        <w:tc>
+          <w:tcPr>
+            <w:tcW w:w="1000" w:type="dxa"/>
+          </w:tcPr>
+          <w:p>
+            <w:pPr>
+              <w:spacing w:before="20" w:after="20"/>
+            </w:pPr>
+            <w:r>
+              <w:rPr>
+                <w:sz w:val="16"/>
+              </w:rPr>
+              <w:t xml:space="preserve">Standard</w:t>
+            </w:r>
+          </w:p>
+        </w:tc>
+        <w:tc>
+          <w:tcPr>
+            <w:tcW w:w="1800" w:type="dxa"/>
+          </w:tcPr>
+          <w:p>
+            <w:pPr>
+              <w:spacing w:before="20" w:after="20"/>
+            </w:pPr>
+            <w:r>
+              <w:rPr>
+                <w:sz w:val="16"/>
+              </w:rPr>
+              <w:t xml:space="preserve">Capped at 1000 GBIF rows</w:t>
+            </w:r>
+          </w:p>
+        </w:tc>
+      </w:tr>
+      <w:tr>
+        <w:tc>
+          <w:tcPr>
+            <w:tcW w:w="500" w:type="dxa"/>
+          </w:tcPr>
+          <w:p>
+            <w:pPr>
+              <w:spacing w:before="20" w:after="20"/>
+            </w:pPr>
+            <w:r>
+              <w:rPr>
+                <w:sz w:val="16"/>
+              </w:rPr>
+              <w:t xml:space="preserve">13</w:t>
+            </w:r>
+          </w:p>
+        </w:tc>
+        <w:tc>
+          <w:tcPr>
+            <w:tcW w:w="2200" w:type="dxa"/>
+          </w:tcPr>
+          <w:p>
+            <w:pPr>
+              <w:spacing w:before="20" w:after="20"/>
+            </w:pPr>
+            <w:r>
+              <w:rPr>
+                <w:sz w:val="16"/>
+                <w:i/>
+              </w:rPr>
+              <w:t xml:space="preserve">Harpyopsis novaeguineae</w:t>
+            </w:r>
+          </w:p>
+        </w:tc>
+        <w:tc>
+          <w:tcPr>
+            <w:tcW w:w="2000" w:type="dxa"/>
+          </w:tcPr>
+          <w:p>
+            <w:pPr>
+              <w:spacing w:before="20" w:after="20"/>
+            </w:pPr>
+            <w:r>
+              <w:rPr>
+                <w:sz w:val="16"/>
+              </w:rPr>
+              <w:t xml:space="preserve">New Guinea Harpy Eagle</w:t>
+            </w:r>
+          </w:p>
+        </w:tc>
+        <w:tc>
+          <w:tcPr>
+            <w:tcW w:w="900" w:type="dxa"/>
+          </w:tcPr>
+          <w:p>
+            <w:pPr>
+              <w:spacing w:before="20" w:after="20"/>
+            </w:pPr>
+            <w:r>
+              <w:rPr>
+                <w:sz w:val="16"/>
+              </w:rPr>
+              <w:t xml:space="preserve">Bird</w:t>
+            </w:r>
+          </w:p>
+        </w:tc>
+        <w:tc>
+          <w:tcPr>
+            <w:tcW w:w="900" w:type="dxa"/>
+          </w:tcPr>
+          <w:p>
+            <w:pPr>
+              <w:spacing w:before="20" w:after="20"/>
+            </w:pPr>
+            <w:r>
+              <w:rPr>
+                <w:sz w:val="16"/>
+              </w:rPr>
+              <w:t xml:space="preserve">369</w:t>
+            </w:r>
+          </w:p>
+        </w:tc>
+        <w:tc>
+          <w:tcPr>
+            <w:tcW w:w="1000" w:type="dxa"/>
+          </w:tcPr>
+          <w:p>
+            <w:pPr>
+              <w:spacing w:before="20" w:after="20"/>
+            </w:pPr>
+            <w:r>
+              <w:rPr>
+                <w:sz w:val="16"/>
+              </w:rPr>
+              <w:t xml:space="preserve">145</w:t>
+            </w:r>
+          </w:p>
+        </w:tc>
+        <w:tc>
+          <w:tcPr>
+            <w:tcW w:w="1000" w:type="dxa"/>
+          </w:tcPr>
+          <w:p>
+            <w:pPr>
+              <w:spacing w:before="20" w:after="20"/>
+            </w:pPr>
+            <w:r>
+              <w:rPr>
+                <w:sz w:val="16"/>
+              </w:rPr>
+              <w:t xml:space="preserve">Standard</w:t>
+            </w:r>
+          </w:p>
+        </w:tc>
+        <w:tc>
+          <w:tcPr>
+            <w:tcW w:w="1800" w:type="dxa"/>
+          </w:tcPr>
+          <w:p>
+            <w:pPr>
+              <w:spacing w:before="20" w:after="20"/>
+            </w:pPr>
+            <w:r>
+              <w:rPr>
+                <w:sz w:val="16"/>
+              </w:rPr>
+              <w:t xml:space="preserve"/>
+            </w:r>
+          </w:p>
+        </w:tc>
+      </w:tr>
+      <w:tr>
+        <w:tc>
+          <w:tcPr>
+            <w:tcW w:w="500" w:type="dxa"/>
+          </w:tcPr>
+          <w:p>
+            <w:pPr>
+              <w:spacing w:before="20" w:after="20"/>
+            </w:pPr>
+            <w:r>
+              <w:rPr>
+                <w:sz w:val="16"/>
+              </w:rPr>
+              <w:t xml:space="preserve">14</w:t>
+            </w:r>
+          </w:p>
+        </w:tc>
+        <w:tc>
+          <w:tcPr>
+            <w:tcW w:w="2200" w:type="dxa"/>
+          </w:tcPr>
+          <w:p>
+            <w:pPr>
+              <w:spacing w:before="20" w:after="20"/>
+            </w:pPr>
+            <w:r>
+              <w:rPr>
+                <w:sz w:val="16"/>
+                <w:i/>
+              </w:rPr>
+              <w:t xml:space="preserve">Rhyticeros plicatus</w:t>
+            </w:r>
+          </w:p>
+        </w:tc>
+        <w:tc>
+          <w:tcPr>
+            <w:tcW w:w="2000" w:type="dxa"/>
+          </w:tcPr>
+          <w:p>
+            <w:pPr>
+              <w:spacing w:before="20" w:after="20"/>
+            </w:pPr>
+            <w:r>
+              <w:rPr>
+                <w:sz w:val="16"/>
+              </w:rPr>
+              <w:t xml:space="preserve">Papuan Hornbill</w:t>
+            </w:r>
+          </w:p>
+        </w:tc>
+        <w:tc>
+          <w:tcPr>
+            <w:tcW w:w="900" w:type="dxa"/>
+          </w:tcPr>
+          <w:p>
+            <w:pPr>
+              <w:spacing w:before="20" w:after="20"/>
+            </w:pPr>
+            <w:r>
+              <w:rPr>
+                <w:sz w:val="16"/>
+              </w:rPr>
+              <w:t xml:space="preserve">Bird</w:t>
+            </w:r>
+          </w:p>
+        </w:tc>
+        <w:tc>
+          <w:tcPr>
+            <w:tcW w:w="900" w:type="dxa"/>
+          </w:tcPr>
+          <w:p>
+            <w:pPr>
+              <w:spacing w:before="20" w:after="20"/>
+            </w:pPr>
+            <w:r>
+              <w:rPr>
+                <w:sz w:val="16"/>
+              </w:rPr>
+              <w:t xml:space="preserve">1000</w:t>
+            </w:r>
+          </w:p>
+        </w:tc>
+        <w:tc>
+          <w:tcPr>
+            <w:tcW w:w="1000" w:type="dxa"/>
+          </w:tcPr>
+          <w:p>
+            <w:pPr>
+              <w:spacing w:before="20" w:after="20"/>
+            </w:pPr>
+            <w:r>
+              <w:rPr>
+                <w:sz w:val="16"/>
+              </w:rPr>
+              <w:t xml:space="preserve">237</w:t>
+            </w:r>
+          </w:p>
+        </w:tc>
+        <w:tc>
+          <w:tcPr>
+            <w:tcW w:w="1000" w:type="dxa"/>
+          </w:tcPr>
+          <w:p>
+            <w:pPr>
+              <w:spacing w:before="20" w:after="20"/>
+            </w:pPr>
+            <w:r>
+              <w:rPr>
+                <w:sz w:val="16"/>
+              </w:rPr>
+              <w:t xml:space="preserve">Standard</w:t>
+            </w:r>
+          </w:p>
+        </w:tc>
+        <w:tc>
+          <w:tcPr>
+            <w:tcW w:w="1800" w:type="dxa"/>
+          </w:tcPr>
+          <w:p>
+            <w:pPr>
+              <w:spacing w:before="20" w:after="20"/>
+            </w:pPr>
+            <w:r>
+              <w:rPr>
+                <w:sz w:val="16"/>
+              </w:rPr>
+              <w:t xml:space="preserve">Capped at 1000 GBIF rows</w:t>
+            </w:r>
+          </w:p>
+        </w:tc>
+      </w:tr>
+      <w:tr>
+        <w:tc>
+          <w:tcPr>
+            <w:tcW w:w="500" w:type="dxa"/>
+          </w:tcPr>
+          <w:p>
+            <w:pPr>
+              <w:spacing w:before="20" w:after="20"/>
+            </w:pPr>
+            <w:r>
+              <w:rPr>
+                <w:sz w:val="16"/>
+              </w:rPr>
+              <w:t xml:space="preserve">15</w:t>
+            </w:r>
+          </w:p>
+        </w:tc>
+        <w:tc>
+          <w:tcPr>
+            <w:tcW w:w="2200" w:type="dxa"/>
+          </w:tcPr>
+          <w:p>
+            <w:pPr>
+              <w:spacing w:before="20" w:after="20"/>
+            </w:pPr>
+            <w:r>
+              <w:rPr>
+                <w:sz w:val="16"/>
+                <w:i/>
+              </w:rPr>
+              <w:t xml:space="preserve">Spilocuscus maculatus</w:t>
+            </w:r>
+          </w:p>
+        </w:tc>
+        <w:tc>
+          <w:tcPr>
+            <w:tcW w:w="2000" w:type="dxa"/>
+          </w:tcPr>
+          <w:p>
+            <w:pPr>
+              <w:spacing w:before="20" w:after="20"/>
+            </w:pPr>
+            <w:r>
+              <w:rPr>
+                <w:sz w:val="16"/>
+              </w:rPr>
+              <w:t xml:space="preserve">Common Spotted Cuscus</w:t>
+            </w:r>
+          </w:p>
+        </w:tc>
+        <w:tc>
+          <w:tcPr>
+            <w:tcW w:w="900" w:type="dxa"/>
+          </w:tcPr>
+          <w:p>
+            <w:pPr>
+              <w:spacing w:before="20" w:after="20"/>
+            </w:pPr>
+            <w:r>
+              <w:rPr>
+                <w:sz w:val="16"/>
+              </w:rPr>
+              <w:t xml:space="preserve">Mammal</w:t>
+            </w:r>
+          </w:p>
+        </w:tc>
+        <w:tc>
+          <w:tcPr>
+            <w:tcW w:w="900" w:type="dxa"/>
+          </w:tcPr>
+          <w:p>
+            <w:pPr>
+              <w:spacing w:before="20" w:after="20"/>
+            </w:pPr>
+            <w:r>
+              <w:rPr>
+                <w:sz w:val="16"/>
+              </w:rPr>
+              <w:t xml:space="preserve">197</w:t>
+            </w:r>
+          </w:p>
+        </w:tc>
+        <w:tc>
+          <w:tcPr>
+            <w:tcW w:w="1000" w:type="dxa"/>
+          </w:tcPr>
+          <w:p>
+            <w:pPr>
+              <w:spacing w:before="20" w:after="20"/>
+            </w:pPr>
+            <w:r>
+              <w:rPr>
+                <w:sz w:val="16"/>
+              </w:rPr>
+              <w:t xml:space="preserve">87</w:t>
+            </w:r>
+          </w:p>
+        </w:tc>
+        <w:tc>
+          <w:tcPr>
+            <w:tcW w:w="1000" w:type="dxa"/>
+          </w:tcPr>
+          <w:p>
+            <w:pPr>
+              <w:spacing w:before="20" w:after="20"/>
+            </w:pPr>
+            <w:r>
+              <w:rPr>
+                <w:sz w:val="16"/>
+              </w:rPr>
+              <w:t xml:space="preserve">Standard</w:t>
+            </w:r>
+          </w:p>
+        </w:tc>
+        <w:tc>
+          <w:tcPr>
+            <w:tcW w:w="1800" w:type="dxa"/>
+          </w:tcPr>
+          <w:p>
+            <w:pPr>
+              <w:spacing w:before="20" w:after="20"/>
+            </w:pPr>
+            <w:r>
+              <w:rPr>
+                <w:sz w:val="16"/>
+              </w:rPr>
+              <w:t xml:space="preserve"/>
+            </w:r>
+          </w:p>
+        </w:tc>
+      </w:tr>
+      <w:tr>
+        <w:tc>
+          <w:tcPr>
+            <w:tcW w:w="500" w:type="dxa"/>
+          </w:tcPr>
+          <w:p>
+            <w:pPr>
+              <w:spacing w:before="20" w:after="20"/>
+            </w:pPr>
+            <w:r>
+              <w:rPr>
+                <w:sz w:val="16"/>
+              </w:rPr>
+              <w:t xml:space="preserve">16</w:t>
+            </w:r>
+          </w:p>
+        </w:tc>
+        <w:tc>
+          <w:tcPr>
+            <w:tcW w:w="2200" w:type="dxa"/>
+          </w:tcPr>
+          <w:p>
+            <w:pPr>
+              <w:spacing w:before="20" w:after="20"/>
+            </w:pPr>
+            <w:r>
+              <w:rPr>
+                <w:sz w:val="16"/>
+                <w:i/>
+              </w:rPr>
+              <w:t xml:space="preserve">Dasyurus albopunctatus</w:t>
+            </w:r>
+          </w:p>
+        </w:tc>
+        <w:tc>
+          <w:tcPr>
+            <w:tcW w:w="2000" w:type="dxa"/>
+          </w:tcPr>
+          <w:p>
+            <w:pPr>
+              <w:spacing w:before="20" w:after="20"/>
+            </w:pPr>
+            <w:r>
+              <w:rPr>
+                <w:sz w:val="16"/>
+              </w:rPr>
+              <w:t xml:space="preserve">New Guinea Quoll</w:t>
+            </w:r>
+          </w:p>
+        </w:tc>
+        <w:tc>
+          <w:tcPr>
+            <w:tcW w:w="900" w:type="dxa"/>
+          </w:tcPr>
+          <w:p>
+            <w:pPr>
+              <w:spacing w:before="20" w:after="20"/>
+            </w:pPr>
+            <w:r>
+              <w:rPr>
+                <w:sz w:val="16"/>
+              </w:rPr>
+              <w:t xml:space="preserve">Mammal</w:t>
+            </w:r>
+          </w:p>
+        </w:tc>
+        <w:tc>
+          <w:tcPr>
+            <w:tcW w:w="900" w:type="dxa"/>
+          </w:tcPr>
+          <w:p>
+            <w:pPr>
+              <w:spacing w:before="20" w:after="20"/>
+            </w:pPr>
+            <w:r>
+              <w:rPr>
+                <w:sz w:val="16"/>
+              </w:rPr>
+              <w:t xml:space="preserve">27</w:t>
+            </w:r>
+          </w:p>
+        </w:tc>
+        <w:tc>
+          <w:tcPr>
+            <w:tcW w:w="1000" w:type="dxa"/>
+          </w:tcPr>
+          <w:p>
+            <w:pPr>
+              <w:spacing w:before="20" w:after="20"/>
+            </w:pPr>
+            <w:r>
+              <w:rPr>
+                <w:sz w:val="16"/>
+              </w:rPr>
+              <w:t xml:space="preserve">21</w:t>
+            </w:r>
+          </w:p>
+        </w:tc>
+        <w:tc>
+          <w:tcPr>
+            <w:tcW w:w="1000" w:type="dxa"/>
+          </w:tcPr>
+          <w:p>
+            <w:pPr>
+              <w:spacing w:before="20" w:after="20"/>
+            </w:pPr>
+            <w:r>
+              <w:rPr>
+                <w:sz w:val="16"/>
+              </w:rPr>
+              <w:t xml:space="preserve">Exploratory</w:t>
+            </w:r>
+          </w:p>
+        </w:tc>
+        <w:tc>
+          <w:tcPr>
+            <w:tcW w:w="1800" w:type="dxa"/>
+          </w:tcPr>
+          <w:p>
+            <w:pPr>
+              <w:spacing w:before="20" w:after="20"/>
+            </w:pPr>
+            <w:r>
+              <w:rPr>
+                <w:sz w:val="16"/>
+              </w:rPr>
+              <w:t xml:space="preserve">Map 3 exploratory (n below 30)</w:t>
+            </w:r>
+          </w:p>
+        </w:tc>
+      </w:tr>
+      <w:tr>
+        <w:tc>
+          <w:tcPr>
+            <w:tcW w:w="500" w:type="dxa"/>
+          </w:tcPr>
+          <w:p>
+            <w:pPr>
+              <w:spacing w:before="20" w:after="20"/>
+            </w:pPr>
+            <w:r>
+              <w:rPr>
+                <w:sz w:val="16"/>
+              </w:rPr>
+              <w:t xml:space="preserve">17</w:t>
+            </w:r>
+          </w:p>
+        </w:tc>
+        <w:tc>
+          <w:tcPr>
+            <w:tcW w:w="2200" w:type="dxa"/>
+          </w:tcPr>
+          <w:p>
+            <w:pPr>
+              <w:spacing w:before="20" w:after="20"/>
+            </w:pPr>
+            <w:r>
+              <w:rPr>
+                <w:sz w:val="16"/>
+                <w:i/>
+              </w:rPr>
+              <w:t xml:space="preserve">Phalanger orientalis</w:t>
+            </w:r>
+          </w:p>
+        </w:tc>
+        <w:tc>
+          <w:tcPr>
+            <w:tcW w:w="2000" w:type="dxa"/>
+          </w:tcPr>
+          <w:p>
+            <w:pPr>
+              <w:spacing w:before="20" w:after="20"/>
+            </w:pPr>
+            <w:r>
+              <w:rPr>
+                <w:sz w:val="16"/>
+              </w:rPr>
+              <w:t xml:space="preserve">Northern Common Cuscus</w:t>
+            </w:r>
+          </w:p>
+        </w:tc>
+        <w:tc>
+          <w:tcPr>
+            <w:tcW w:w="900" w:type="dxa"/>
+          </w:tcPr>
+          <w:p>
+            <w:pPr>
+              <w:spacing w:before="20" w:after="20"/>
+            </w:pPr>
+            <w:r>
+              <w:rPr>
+                <w:sz w:val="16"/>
+              </w:rPr>
+              <w:t xml:space="preserve">Mammal</w:t>
+            </w:r>
+          </w:p>
+        </w:tc>
+        <w:tc>
+          <w:tcPr>
+            <w:tcW w:w="900" w:type="dxa"/>
+          </w:tcPr>
+          <w:p>
+            <w:pPr>
+              <w:spacing w:before="20" w:after="20"/>
+            </w:pPr>
+            <w:r>
+              <w:rPr>
+                <w:sz w:val="16"/>
+              </w:rPr>
+              <w:t xml:space="preserve">44</w:t>
+            </w:r>
+          </w:p>
+        </w:tc>
+        <w:tc>
+          <w:tcPr>
+            <w:tcW w:w="1000" w:type="dxa"/>
+          </w:tcPr>
+          <w:p>
+            <w:pPr>
+              <w:spacing w:before="20" w:after="20"/>
+            </w:pPr>
+            <w:r>
+              <w:rPr>
+                <w:sz w:val="16"/>
+              </w:rPr>
+              <w:t xml:space="preserve">33</w:t>
+            </w:r>
+          </w:p>
+        </w:tc>
+        <w:tc>
+          <w:tcPr>
+            <w:tcW w:w="1000" w:type="dxa"/>
+          </w:tcPr>
+          <w:p>
+            <w:pPr>
+              <w:spacing w:before="20" w:after="20"/>
+            </w:pPr>
+            <w:r>
+              <w:rPr>
+                <w:sz w:val="16"/>
+              </w:rPr>
+              <w:t xml:space="preserve">Standard</w:t>
+            </w:r>
+          </w:p>
+        </w:tc>
+        <w:tc>
+          <w:tcPr>
+            <w:tcW w:w="1800" w:type="dxa"/>
+          </w:tcPr>
+          <w:p>
+            <w:pPr>
+              <w:spacing w:before="20" w:after="20"/>
+            </w:pPr>
+            <w:r>
+              <w:rPr>
+                <w:sz w:val="16"/>
+              </w:rPr>
+              <w:t xml:space="preserve"/>
+            </w:r>
+          </w:p>
+        </w:tc>
+      </w:tr>
+      <w:tr>
+        <w:tc>
+          <w:tcPr>
+            <w:tcW w:w="500" w:type="dxa"/>
+          </w:tcPr>
+          <w:p>
+            <w:pPr>
+              <w:spacing w:before="20" w:after="20"/>
+            </w:pPr>
+            <w:r>
+              <w:rPr>
+                <w:sz w:val="16"/>
+              </w:rPr>
+              <w:t xml:space="preserve">18</w:t>
+            </w:r>
+          </w:p>
+        </w:tc>
+        <w:tc>
+          <w:tcPr>
+            <w:tcW w:w="2200" w:type="dxa"/>
+          </w:tcPr>
+          <w:p>
+            <w:pPr>
+              <w:spacing w:before="20" w:after="20"/>
+            </w:pPr>
+            <w:r>
+              <w:rPr>
+                <w:sz w:val="16"/>
+                <w:i/>
+              </w:rPr>
+              <w:t xml:space="preserve">Pseudochirulus forbesi</w:t>
+            </w:r>
+          </w:p>
+        </w:tc>
+        <w:tc>
+          <w:tcPr>
+            <w:tcW w:w="2000" w:type="dxa"/>
+          </w:tcPr>
+          <w:p>
+            <w:pPr>
+              <w:spacing w:before="20" w:after="20"/>
+            </w:pPr>
+            <w:r>
+              <w:rPr>
+                <w:sz w:val="16"/>
+              </w:rPr>
+              <w:t xml:space="preserve">Painted Ring-tailed Possum</w:t>
+            </w:r>
+          </w:p>
+        </w:tc>
+        <w:tc>
+          <w:tcPr>
+            <w:tcW w:w="900" w:type="dxa"/>
+          </w:tcPr>
+          <w:p>
+            <w:pPr>
+              <w:spacing w:before="20" w:after="20"/>
+            </w:pPr>
+            <w:r>
+              <w:rPr>
+                <w:sz w:val="16"/>
+              </w:rPr>
+              <w:t xml:space="preserve">Mammal</w:t>
+            </w:r>
+          </w:p>
+        </w:tc>
+        <w:tc>
+          <w:tcPr>
+            <w:tcW w:w="900" w:type="dxa"/>
+          </w:tcPr>
+          <w:p>
+            <w:pPr>
+              <w:spacing w:before="20" w:after="20"/>
+            </w:pPr>
+            <w:r>
+              <w:rPr>
+                <w:sz w:val="16"/>
+              </w:rPr>
+              <w:t xml:space="preserve">63</w:t>
+            </w:r>
+          </w:p>
+        </w:tc>
+        <w:tc>
+          <w:tcPr>
+            <w:tcW w:w="1000" w:type="dxa"/>
+          </w:tcPr>
+          <w:p>
+            <w:pPr>
+              <w:spacing w:before="20" w:after="20"/>
+            </w:pPr>
+            <w:r>
+              <w:rPr>
+                <w:sz w:val="16"/>
+              </w:rPr>
+              <w:t xml:space="preserve">24</w:t>
+            </w:r>
+          </w:p>
+        </w:tc>
+        <w:tc>
+          <w:tcPr>
+            <w:tcW w:w="1000" w:type="dxa"/>
+          </w:tcPr>
+          <w:p>
+            <w:pPr>
+              <w:spacing w:before="20" w:after="20"/>
+            </w:pPr>
+            <w:r>
+              <w:rPr>
+                <w:sz w:val="16"/>
+              </w:rPr>
+              <w:t xml:space="preserve">Exploratory</w:t>
+            </w:r>
+          </w:p>
+        </w:tc>
+        <w:tc>
+          <w:tcPr>
+            <w:tcW w:w="1800" w:type="dxa"/>
+          </w:tcPr>
+          <w:p>
+            <w:pPr>
+              <w:spacing w:before="20" w:after="20"/>
+            </w:pPr>
+            <w:r>
+              <w:rPr>
+                <w:sz w:val="16"/>
+              </w:rPr>
+              <w:t xml:space="preserve">Map 3 exploratory (unique sites below 30)</w:t>
+            </w:r>
+          </w:p>
+        </w:tc>
+      </w:tr>
+      <w:tr>
+        <w:tc>
+          <w:tcPr>
+            <w:tcW w:w="500" w:type="dxa"/>
+          </w:tcPr>
+          <w:p>
+            <w:pPr>
+              <w:spacing w:before="20" w:after="20"/>
+            </w:pPr>
+            <w:r>
+              <w:rPr>
+                <w:sz w:val="16"/>
+              </w:rPr>
+              <w:t xml:space="preserve">19</w:t>
+            </w:r>
+          </w:p>
+        </w:tc>
+        <w:tc>
+          <w:tcPr>
+            <w:tcW w:w="2200" w:type="dxa"/>
+          </w:tcPr>
+          <w:p>
+            <w:pPr>
+              <w:spacing w:before="20" w:after="20"/>
+            </w:pPr>
+            <w:r>
+              <w:rPr>
+                <w:sz w:val="16"/>
+                <w:i/>
+              </w:rPr>
+              <w:t xml:space="preserve">Dactylopsila trivirgata</w:t>
+            </w:r>
+          </w:p>
+        </w:tc>
+        <w:tc>
+          <w:tcPr>
+            <w:tcW w:w="2000" w:type="dxa"/>
+          </w:tcPr>
+          <w:p>
+            <w:pPr>
+              <w:spacing w:before="20" w:after="20"/>
+            </w:pPr>
+            <w:r>
+              <w:rPr>
+                <w:sz w:val="16"/>
+              </w:rPr>
+              <w:t xml:space="preserve">Striped Possum</w:t>
+            </w:r>
+          </w:p>
+        </w:tc>
+        <w:tc>
+          <w:tcPr>
+            <w:tcW w:w="900" w:type="dxa"/>
+          </w:tcPr>
+          <w:p>
+            <w:pPr>
+              <w:spacing w:before="20" w:after="20"/>
+            </w:pPr>
+            <w:r>
+              <w:rPr>
+                <w:sz w:val="16"/>
+              </w:rPr>
+              <w:t xml:space="preserve">Mammal</w:t>
+            </w:r>
+          </w:p>
+        </w:tc>
+        <w:tc>
+          <w:tcPr>
+            <w:tcW w:w="900" w:type="dxa"/>
+          </w:tcPr>
+          <w:p>
+            <w:pPr>
+              <w:spacing w:before="20" w:after="20"/>
+            </w:pPr>
+            <w:r>
+              <w:rPr>
+                <w:sz w:val="16"/>
+              </w:rPr>
+              <w:t xml:space="preserve">179</w:t>
+            </w:r>
+          </w:p>
+        </w:tc>
+        <w:tc>
+          <w:tcPr>
+            <w:tcW w:w="1000" w:type="dxa"/>
+          </w:tcPr>
+          <w:p>
+            <w:pPr>
+              <w:spacing w:before="20" w:after="20"/>
+            </w:pPr>
+            <w:r>
+              <w:rPr>
+                <w:sz w:val="16"/>
+              </w:rPr>
+              <w:t xml:space="preserve">48</w:t>
+            </w:r>
+          </w:p>
+        </w:tc>
+        <w:tc>
+          <w:tcPr>
+            <w:tcW w:w="1000" w:type="dxa"/>
+          </w:tcPr>
+          <w:p>
+            <w:pPr>
+              <w:spacing w:before="20" w:after="20"/>
+            </w:pPr>
+            <w:r>
+              <w:rPr>
+                <w:sz w:val="16"/>
+              </w:rPr>
+              <w:t xml:space="preserve">Standard</w:t>
+            </w:r>
+          </w:p>
+        </w:tc>
+        <w:tc>
+          <w:tcPr>
+            <w:tcW w:w="1800" w:type="dxa"/>
+          </w:tcPr>
+          <w:p>
+            <w:pPr>
+              <w:spacing w:before="20" w:after="20"/>
+            </w:pPr>
+            <w:r>
+              <w:rPr>
+                <w:sz w:val="16"/>
+              </w:rPr>
+              <w:t xml:space="preserve"/>
+            </w:r>
+          </w:p>
+        </w:tc>
+      </w:tr>
+      <w:tr>
+        <w:tc>
+          <w:tcPr>
+            <w:tcW w:w="500" w:type="dxa"/>
+          </w:tcPr>
+          <w:p>
+            <w:pPr>
+              <w:spacing w:before="20" w:after="20"/>
+            </w:pPr>
+            <w:r>
+              <w:rPr>
+                <w:sz w:val="16"/>
+              </w:rPr>
+              <w:t xml:space="preserve">20</w:t>
+            </w:r>
+          </w:p>
+        </w:tc>
+        <w:tc>
+          <w:tcPr>
+            <w:tcW w:w="2200" w:type="dxa"/>
+          </w:tcPr>
+          <w:p>
+            <w:pPr>
+              <w:spacing w:before="20" w:after="20"/>
+            </w:pPr>
+            <w:r>
+              <w:rPr>
+                <w:sz w:val="16"/>
+                <w:i/>
+              </w:rPr>
+              <w:t xml:space="preserve">Petaurus breviceps</w:t>
+            </w:r>
+          </w:p>
+        </w:tc>
+        <w:tc>
+          <w:tcPr>
+            <w:tcW w:w="2000" w:type="dxa"/>
+          </w:tcPr>
+          <w:p>
+            <w:pPr>
+              <w:spacing w:before="20" w:after="20"/>
+            </w:pPr>
+            <w:r>
+              <w:rPr>
+                <w:sz w:val="16"/>
+              </w:rPr>
+              <w:t xml:space="preserve">Sugar Glider</w:t>
+            </w:r>
+          </w:p>
+        </w:tc>
+        <w:tc>
+          <w:tcPr>
+            <w:tcW w:w="900" w:type="dxa"/>
+          </w:tcPr>
+          <w:p>
+            <w:pPr>
+              <w:spacing w:before="20" w:after="20"/>
+            </w:pPr>
+            <w:r>
+              <w:rPr>
+                <w:sz w:val="16"/>
+              </w:rPr>
+              <w:t xml:space="preserve">Mammal</w:t>
+            </w:r>
+          </w:p>
+        </w:tc>
+        <w:tc>
+          <w:tcPr>
+            <w:tcW w:w="900" w:type="dxa"/>
+          </w:tcPr>
+          <w:p>
+            <w:pPr>
+              <w:spacing w:before="20" w:after="20"/>
+            </w:pPr>
+            <w:r>
+              <w:rPr>
+                <w:sz w:val="16"/>
+              </w:rPr>
+              <w:t xml:space="preserve">227</w:t>
+            </w:r>
+          </w:p>
+        </w:tc>
+        <w:tc>
+          <w:tcPr>
+            <w:tcW w:w="1000" w:type="dxa"/>
+          </w:tcPr>
+          <w:p>
+            <w:pPr>
+              <w:spacing w:before="20" w:after="20"/>
+            </w:pPr>
+            <w:r>
+              <w:rPr>
+                <w:sz w:val="16"/>
+              </w:rPr>
+              <w:t xml:space="preserve">55</w:t>
+            </w:r>
+          </w:p>
+        </w:tc>
+        <w:tc>
+          <w:tcPr>
+            <w:tcW w:w="1000" w:type="dxa"/>
+          </w:tcPr>
+          <w:p>
+            <w:pPr>
+              <w:spacing w:before="20" w:after="20"/>
+            </w:pPr>
+            <w:r>
+              <w:rPr>
+                <w:sz w:val="16"/>
+              </w:rPr>
+              <w:t xml:space="preserve">Standard</w:t>
+            </w:r>
+          </w:p>
+        </w:tc>
+        <w:tc>
+          <w:tcPr>
+            <w:tcW w:w="1800" w:type="dxa"/>
+          </w:tcPr>
+          <w:p>
+            <w:pPr>
+              <w:spacing w:before="20" w:after="20"/>
+            </w:pPr>
+            <w:r>
+              <w:rPr>
+                <w:sz w:val="16"/>
+              </w:rPr>
+              <w:t xml:space="preserve"/>
+            </w:r>
+          </w:p>
+        </w:tc>
+      </w:tr>
+      <w:tr>
+        <w:tc>
+          <w:tcPr>
+            <w:tcW w:w="500" w:type="dxa"/>
+          </w:tcPr>
+          <w:p>
+            <w:pPr>
+              <w:spacing w:before="20" w:after="20"/>
+            </w:pPr>
+            <w:r>
+              <w:rPr>
+                <w:sz w:val="16"/>
+              </w:rPr>
+              <w:t xml:space="preserve">21</w:t>
+            </w:r>
+          </w:p>
+        </w:tc>
+        <w:tc>
+          <w:tcPr>
+            <w:tcW w:w="2200" w:type="dxa"/>
+          </w:tcPr>
+          <w:p>
+            <w:pPr>
+              <w:spacing w:before="20" w:after="20"/>
+            </w:pPr>
+            <w:r>
+              <w:rPr>
+                <w:sz w:val="16"/>
+                <w:i/>
+              </w:rPr>
+              <w:t xml:space="preserve">Litoria infrafrenata</w:t>
+            </w:r>
+          </w:p>
+        </w:tc>
+        <w:tc>
+          <w:tcPr>
+            <w:tcW w:w="2000" w:type="dxa"/>
+          </w:tcPr>
+          <w:p>
+            <w:pPr>
+              <w:spacing w:before="20" w:after="20"/>
+            </w:pPr>
+            <w:r>
+              <w:rPr>
+                <w:sz w:val="16"/>
+              </w:rPr>
+              <w:t xml:space="preserve">White-lipped Tree Frog</w:t>
+            </w:r>
+          </w:p>
+        </w:tc>
+        <w:tc>
+          <w:tcPr>
+            <w:tcW w:w="900" w:type="dxa"/>
+          </w:tcPr>
+          <w:p>
+            <w:pPr>
+              <w:spacing w:before="20" w:after="20"/>
+            </w:pPr>
+            <w:r>
+              <w:rPr>
+                <w:sz w:val="16"/>
+              </w:rPr>
+              <w:t xml:space="preserve">Amphibian</w:t>
+            </w:r>
+          </w:p>
+        </w:tc>
+        <w:tc>
+          <w:tcPr>
+            <w:tcW w:w="900" w:type="dxa"/>
+          </w:tcPr>
+          <w:p>
+            <w:pPr>
+              <w:spacing w:before="20" w:after="20"/>
+            </w:pPr>
+            <w:r>
+              <w:rPr>
+                <w:sz w:val="16"/>
+              </w:rPr>
+              <w:t xml:space="preserve">927</w:t>
+            </w:r>
+          </w:p>
+        </w:tc>
+        <w:tc>
+          <w:tcPr>
+            <w:tcW w:w="1000" w:type="dxa"/>
+          </w:tcPr>
+          <w:p>
+            <w:pPr>
+              <w:spacing w:before="20" w:after="20"/>
+            </w:pPr>
+            <w:r>
+              <w:rPr>
+                <w:sz w:val="16"/>
+              </w:rPr>
+              <w:t xml:space="preserve">242</w:t>
+            </w:r>
+          </w:p>
+        </w:tc>
+        <w:tc>
+          <w:tcPr>
+            <w:tcW w:w="1000" w:type="dxa"/>
+          </w:tcPr>
+          <w:p>
+            <w:pPr>
+              <w:spacing w:before="20" w:after="20"/>
+            </w:pPr>
+            <w:r>
+              <w:rPr>
+                <w:sz w:val="16"/>
+              </w:rPr>
+              <w:t xml:space="preserve">Standard</w:t>
+            </w:r>
+          </w:p>
+        </w:tc>
+        <w:tc>
+          <w:tcPr>
+            <w:tcW w:w="1800" w:type="dxa"/>
+          </w:tcPr>
+          <w:p>
+            <w:pPr>
+              <w:spacing w:before="20" w:after="20"/>
+            </w:pPr>
+            <w:r>
+              <w:rPr>
+                <w:sz w:val="16"/>
+              </w:rPr>
+              <w:t xml:space="preserve">GBIF accepted name may be Nyctimystes infrafrenatus; keep the IUCN-facing name you cited</w:t>
+            </w:r>
+          </w:p>
+        </w:tc>
+      </w:tr>
+      <w:tr>
+        <w:tc>
+          <w:tcPr>
+            <w:tcW w:w="500" w:type="dxa"/>
+          </w:tcPr>
+          <w:p>
+            <w:pPr>
+              <w:spacing w:before="20" w:after="20"/>
+            </w:pPr>
+            <w:r>
+              <w:rPr>
+                <w:sz w:val="16"/>
+              </w:rPr>
+              <w:t xml:space="preserve">22</w:t>
+            </w:r>
+          </w:p>
+        </w:tc>
+        <w:tc>
+          <w:tcPr>
+            <w:tcW w:w="2200" w:type="dxa"/>
+          </w:tcPr>
+          <w:p>
+            <w:pPr>
+              <w:spacing w:before="20" w:after="20"/>
+            </w:pPr>
+            <w:r>
+              <w:rPr>
+                <w:sz w:val="16"/>
+                <w:i/>
+              </w:rPr>
+              <w:t xml:space="preserve">Nyctimystes pulcher</w:t>
+            </w:r>
+          </w:p>
+        </w:tc>
+        <w:tc>
+          <w:tcPr>
+            <w:tcW w:w="2000" w:type="dxa"/>
+          </w:tcPr>
+          <w:p>
+            <w:pPr>
+              <w:spacing w:before="20" w:after="20"/>
+            </w:pPr>
+            <w:r>
+              <w:rPr>
+                <w:sz w:val="16"/>
+              </w:rPr>
+              <w:t xml:space="preserve">Beautiful Big-eyed Tree Frog</w:t>
+            </w:r>
+          </w:p>
+        </w:tc>
+        <w:tc>
+          <w:tcPr>
+            <w:tcW w:w="900" w:type="dxa"/>
+          </w:tcPr>
+          <w:p>
+            <w:pPr>
+              <w:spacing w:before="20" w:after="20"/>
+            </w:pPr>
+            <w:r>
+              <w:rPr>
+                <w:sz w:val="16"/>
+              </w:rPr>
+              <w:t xml:space="preserve">Amphibian</w:t>
+            </w:r>
+          </w:p>
+        </w:tc>
+        <w:tc>
+          <w:tcPr>
+            <w:tcW w:w="900" w:type="dxa"/>
+          </w:tcPr>
+          <w:p>
+            <w:pPr>
+              <w:spacing w:before="20" w:after="20"/>
+            </w:pPr>
+            <w:r>
+              <w:rPr>
+                <w:sz w:val="16"/>
+              </w:rPr>
+              <w:t xml:space="preserve">122</w:t>
+            </w:r>
+          </w:p>
+        </w:tc>
+        <w:tc>
+          <w:tcPr>
+            <w:tcW w:w="1000" w:type="dxa"/>
+          </w:tcPr>
+          <w:p>
+            <w:pPr>
+              <w:spacing w:before="20" w:after="20"/>
+            </w:pPr>
+            <w:r>
+              <w:rPr>
+                <w:sz w:val="16"/>
+              </w:rPr>
+              <w:t xml:space="preserve">34</w:t>
+            </w:r>
+          </w:p>
+        </w:tc>
+        <w:tc>
+          <w:tcPr>
+            <w:tcW w:w="1000" w:type="dxa"/>
+          </w:tcPr>
+          <w:p>
+            <w:pPr>
+              <w:spacing w:before="20" w:after="20"/>
+            </w:pPr>
+            <w:r>
+              <w:rPr>
+                <w:sz w:val="16"/>
+              </w:rPr>
+              <w:t xml:space="preserve">Standard</w:t>
+            </w:r>
+          </w:p>
+        </w:tc>
+        <w:tc>
+          <w:tcPr>
+            <w:tcW w:w="1800" w:type="dxa"/>
+          </w:tcPr>
+          <w:p>
+            <w:pPr>
+              <w:spacing w:before="20" w:after="20"/>
+            </w:pPr>
+            <w:r>
+              <w:rPr>
+                <w:sz w:val="16"/>
+              </w:rPr>
+              <w:t xml:space="preserve"/>
+            </w:r>
+          </w:p>
+        </w:tc>
+      </w:tr>
+      <w:tr>
+        <w:tc>
+          <w:tcPr>
+            <w:tcW w:w="500" w:type="dxa"/>
+          </w:tcPr>
+          <w:p>
+            <w:pPr>
+              <w:spacing w:before="20" w:after="20"/>
+            </w:pPr>
+            <w:r>
+              <w:rPr>
+                <w:sz w:val="16"/>
+              </w:rPr>
+              <w:t xml:space="preserve">23</w:t>
+            </w:r>
+          </w:p>
+        </w:tc>
+        <w:tc>
+          <w:tcPr>
+            <w:tcW w:w="2200" w:type="dxa"/>
+          </w:tcPr>
+          <w:p>
+            <w:pPr>
+              <w:spacing w:before="20" w:after="20"/>
+            </w:pPr>
+            <w:r>
+              <w:rPr>
+                <w:sz w:val="16"/>
+                <w:i/>
+              </w:rPr>
+              <w:t xml:space="preserve">Casuarius casuarius</w:t>
+            </w:r>
+          </w:p>
+        </w:tc>
+        <w:tc>
+          <w:tcPr>
+            <w:tcW w:w="2000" w:type="dxa"/>
+          </w:tcPr>
+          <w:p>
+            <w:pPr>
+              <w:spacing w:before="20" w:after="20"/>
+            </w:pPr>
+            <w:r>
+              <w:rPr>
+                <w:sz w:val="16"/>
+              </w:rPr>
+              <w:t xml:space="preserve">Southern Cassowary</w:t>
+            </w:r>
+          </w:p>
+        </w:tc>
+        <w:tc>
+          <w:tcPr>
+            <w:tcW w:w="900" w:type="dxa"/>
+          </w:tcPr>
+          <w:p>
+            <w:pPr>
+              <w:spacing w:before="20" w:after="20"/>
+            </w:pPr>
+            <w:r>
+              <w:rPr>
+                <w:sz w:val="16"/>
+              </w:rPr>
+              <w:t xml:space="preserve">Bird</w:t>
+            </w:r>
+          </w:p>
+        </w:tc>
+        <w:tc>
+          <w:tcPr>
+            <w:tcW w:w="900" w:type="dxa"/>
+          </w:tcPr>
+          <w:p>
+            <w:pPr>
+              <w:spacing w:before="20" w:after="20"/>
+            </w:pPr>
+            <w:r>
+              <w:rPr>
+                <w:sz w:val="16"/>
+              </w:rPr>
+              <w:t xml:space="preserve">108</w:t>
+            </w:r>
+          </w:p>
+        </w:tc>
+        <w:tc>
+          <w:tcPr>
+            <w:tcW w:w="1000" w:type="dxa"/>
+          </w:tcPr>
+          <w:p>
+            <w:pPr>
+              <w:spacing w:before="20" w:after="20"/>
+            </w:pPr>
+            <w:r>
+              <w:rPr>
+                <w:sz w:val="16"/>
+              </w:rPr>
+              <w:t xml:space="preserve">54</w:t>
+            </w:r>
+          </w:p>
+        </w:tc>
+        <w:tc>
+          <w:tcPr>
+            <w:tcW w:w="1000" w:type="dxa"/>
+          </w:tcPr>
+          <w:p>
+            <w:pPr>
+              <w:spacing w:before="20" w:after="20"/>
+            </w:pPr>
+            <w:r>
+              <w:rPr>
+                <w:sz w:val="16"/>
+              </w:rPr>
+              <w:t xml:space="preserve">Standard</w:t>
+            </w:r>
+          </w:p>
+        </w:tc>
+        <w:tc>
+          <w:tcPr>
+            <w:tcW w:w="1800" w:type="dxa"/>
+          </w:tcPr>
+          <w:p>
+            <w:pPr>
+              <w:spacing w:before="20" w:after="20"/>
+            </w:pPr>
+            <w:r>
+              <w:rPr>
+                <w:sz w:val="16"/>
+              </w:rPr>
+              <w:t xml:space="preserve"/>
+            </w:r>
+          </w:p>
+        </w:tc>
+      </w:tr>
+      <w:tr>
+        <w:tc>
+          <w:tcPr>
+            <w:tcW w:w="500" w:type="dxa"/>
+          </w:tcPr>
+          <w:p>
+            <w:pPr>
+              <w:spacing w:before="20" w:after="20"/>
+            </w:pPr>
+            <w:r>
+              <w:rPr>
+                <w:sz w:val="16"/>
+              </w:rPr>
+              <w:t xml:space="preserve">24</w:t>
+            </w:r>
+          </w:p>
+        </w:tc>
+        <w:tc>
+          <w:tcPr>
+            <w:tcW w:w="2200" w:type="dxa"/>
+          </w:tcPr>
+          <w:p>
+            <w:pPr>
+              <w:spacing w:before="20" w:after="20"/>
+            </w:pPr>
+            <w:r>
+              <w:rPr>
+                <w:sz w:val="16"/>
+                <w:i/>
+              </w:rPr>
+              <w:t xml:space="preserve">Paradisaea guilielmi</w:t>
+            </w:r>
+          </w:p>
+        </w:tc>
+        <w:tc>
+          <w:tcPr>
+            <w:tcW w:w="2000" w:type="dxa"/>
+          </w:tcPr>
+          <w:p>
+            <w:pPr>
+              <w:spacing w:before="20" w:after="20"/>
+            </w:pPr>
+            <w:r>
+              <w:rPr>
+                <w:sz w:val="16"/>
+              </w:rPr>
+              <w:t xml:space="preserve">Emperor Bird-of-paradise</w:t>
+            </w:r>
+          </w:p>
+        </w:tc>
+        <w:tc>
+          <w:tcPr>
+            <w:tcW w:w="900" w:type="dxa"/>
+          </w:tcPr>
+          <w:p>
+            <w:pPr>
+              <w:spacing w:before="20" w:after="20"/>
+            </w:pPr>
+            <w:r>
+              <w:rPr>
+                <w:sz w:val="16"/>
+              </w:rPr>
+              <w:t xml:space="preserve">Bird</w:t>
+            </w:r>
+          </w:p>
+        </w:tc>
+        <w:tc>
+          <w:tcPr>
+            <w:tcW w:w="900" w:type="dxa"/>
+          </w:tcPr>
+          <w:p>
+            <w:pPr>
+              <w:spacing w:before="20" w:after="20"/>
+            </w:pPr>
+            <w:r>
+              <w:rPr>
+                <w:sz w:val="16"/>
+              </w:rPr>
+              <w:t xml:space="preserve">128</w:t>
+            </w:r>
+          </w:p>
+        </w:tc>
+        <w:tc>
+          <w:tcPr>
+            <w:tcW w:w="1000" w:type="dxa"/>
+          </w:tcPr>
+          <w:p>
+            <w:pPr>
+              <w:spacing w:before="20" w:after="20"/>
+            </w:pPr>
+            <w:r>
+              <w:rPr>
+                <w:sz w:val="16"/>
+              </w:rPr>
+              <w:t xml:space="preserve">56</w:t>
+            </w:r>
+          </w:p>
+        </w:tc>
+        <w:tc>
+          <w:tcPr>
+            <w:tcW w:w="1000" w:type="dxa"/>
+          </w:tcPr>
+          <w:p>
+            <w:pPr>
+              <w:spacing w:before="20" w:after="20"/>
+            </w:pPr>
+            <w:r>
+              <w:rPr>
+                <w:sz w:val="16"/>
+              </w:rPr>
+              <w:t xml:space="preserve">Standard</w:t>
+            </w:r>
+          </w:p>
+        </w:tc>
+        <w:tc>
+          <w:tcPr>
+            <w:tcW w:w="1800" w:type="dxa"/>
+          </w:tcPr>
+          <w:p>
+            <w:pPr>
+              <w:spacing w:before="20" w:after="20"/>
+            </w:pPr>
+            <w:r>
+              <w:rPr>
+                <w:sz w:val="16"/>
+              </w:rPr>
+              <w:t xml:space="preserve">Also the Week 9 lab training file. Available for the marked maps if no one else has it.</w:t>
+            </w:r>
+          </w:p>
+        </w:tc>
+      </w:tr>
+    </w:tbl>
     <w:p>
       <w:pPr>
         <w:spacing w:before="0" w:after="160" w:line="259" w:lineRule="auto"/>

--- a/practical_assignment/FR422_Assignment_Brief_Habitat_Conservation_Plan.docx
+++ b/practical_assignment/FR422_Assignment_Brief_Habitat_Conservation_Plan.docx
@@ -450,21 +450,6 @@
       <w:pPr>
         <w:spacing w:after="80"/>
       </w:pPr>
-    </w:p>
-    <w:p>
-      <w:pPr>
-        <w:spacing w:before="0" w:after="160" w:line="259" w:lineRule="auto"/>
-      </w:pPr>
-      <w:r>
-        <w:rPr>
-          <w:rFonts w:ascii="Calibri" w:hAnsi="Calibri" w:eastAsia="Calibri"/>
-          <w:b w:val="0"/>
-          <w:i/>
-          <w:color w:val="222222"/>
-          <w:sz w:val="20"/>
-        </w:rPr>
-        <w:t>Quiz 2 is also in Week 9 and Test 2 is also in Week 10. Those dates are unchanged. This due date does not move them.</w:t>
-      </w:r>
     </w:p>
     <w:p>
       <w:pPr>
